--- a/Proposal_IoT_SmartHome.docx
+++ b/Proposal_IoT_SmartHome.docx
@@ -138,11 +138,19 @@
           <w:rFonts w:ascii="Times New Roman" w:hAnsi="Times New Roman" w:cs="Times New Roman"/>
         </w:rPr>
       </w:pPr>
-      <w:r>
-        <w:rPr>
-          <w:rFonts w:ascii="Times New Roman" w:hAnsi="Times New Roman" w:cs="Times New Roman"/>
-        </w:rPr>
-        <w:t>Disusun oleh:</w:t>
+      <w:proofErr w:type="spellStart"/>
+      <w:r>
+        <w:rPr>
+          <w:rFonts w:ascii="Times New Roman" w:hAnsi="Times New Roman" w:cs="Times New Roman"/>
+        </w:rPr>
+        <w:t>Disusun</w:t>
+      </w:r>
+      <w:proofErr w:type="spellEnd"/>
+      <w:r>
+        <w:rPr>
+          <w:rFonts w:ascii="Times New Roman" w:hAnsi="Times New Roman" w:cs="Times New Roman"/>
+        </w:rPr>
+        <w:t xml:space="preserve"> oleh:</w:t>
       </w:r>
     </w:p>
     <w:tbl>
@@ -168,12 +176,6 @@
         <w:gridCol w:w="2520"/>
       </w:tblGrid>
       <w:tr>
-        <w:tblPrEx>
-          <w:tblCellMar>
-            <w:top w:w="0" w:type="dxa"/>
-            <w:bottom w:w="0" w:type="dxa"/>
-          </w:tblCellMar>
-        </w:tblPrEx>
         <w:trPr>
           <w:jc w:val="center"/>
         </w:trPr>
@@ -231,12 +233,6 @@
         </w:tc>
       </w:tr>
       <w:tr>
-        <w:tblPrEx>
-          <w:tblCellMar>
-            <w:top w:w="0" w:type="dxa"/>
-            <w:bottom w:w="0" w:type="dxa"/>
-          </w:tblCellMar>
-        </w:tblPrEx>
         <w:trPr>
           <w:jc w:val="center"/>
         </w:trPr>
@@ -294,12 +290,6 @@
         </w:tc>
       </w:tr>
       <w:tr>
-        <w:tblPrEx>
-          <w:tblCellMar>
-            <w:top w:w="0" w:type="dxa"/>
-            <w:bottom w:w="0" w:type="dxa"/>
-          </w:tblCellMar>
-        </w:tblPrEx>
         <w:trPr>
           <w:jc w:val="center"/>
         </w:trPr>
@@ -631,11 +621,131 @@
           <w:rFonts w:ascii="Times New Roman" w:hAnsi="Times New Roman" w:cs="Times New Roman"/>
         </w:rPr>
       </w:pPr>
-      <w:r>
-        <w:rPr>
-          <w:rFonts w:ascii="Times New Roman" w:hAnsi="Times New Roman" w:cs="Times New Roman"/>
-        </w:rPr>
-        <w:t>Bagaimana merancang sistem Smart Home Monitoring berbasis IoT yang dapat memantau kondisi rumah secara real-time?</w:t>
+      <w:proofErr w:type="spellStart"/>
+      <w:r>
+        <w:rPr>
+          <w:rFonts w:ascii="Times New Roman" w:hAnsi="Times New Roman" w:cs="Times New Roman"/>
+        </w:rPr>
+        <w:t>Bagaimana</w:t>
+      </w:r>
+      <w:proofErr w:type="spellEnd"/>
+      <w:r>
+        <w:rPr>
+          <w:rFonts w:ascii="Times New Roman" w:hAnsi="Times New Roman" w:cs="Times New Roman"/>
+        </w:rPr>
+        <w:t xml:space="preserve"> </w:t>
+      </w:r>
+      <w:proofErr w:type="spellStart"/>
+      <w:r>
+        <w:rPr>
+          <w:rFonts w:ascii="Times New Roman" w:hAnsi="Times New Roman" w:cs="Times New Roman"/>
+        </w:rPr>
+        <w:t>merancang</w:t>
+      </w:r>
+      <w:proofErr w:type="spellEnd"/>
+      <w:r>
+        <w:rPr>
+          <w:rFonts w:ascii="Times New Roman" w:hAnsi="Times New Roman" w:cs="Times New Roman"/>
+        </w:rPr>
+        <w:t xml:space="preserve"> </w:t>
+      </w:r>
+      <w:proofErr w:type="spellStart"/>
+      <w:r>
+        <w:rPr>
+          <w:rFonts w:ascii="Times New Roman" w:hAnsi="Times New Roman" w:cs="Times New Roman"/>
+        </w:rPr>
+        <w:t>sistem</w:t>
+      </w:r>
+      <w:proofErr w:type="spellEnd"/>
+      <w:r>
+        <w:rPr>
+          <w:rFonts w:ascii="Times New Roman" w:hAnsi="Times New Roman" w:cs="Times New Roman"/>
+        </w:rPr>
+        <w:t xml:space="preserve"> Smart Home Monitoring </w:t>
+      </w:r>
+      <w:proofErr w:type="spellStart"/>
+      <w:r>
+        <w:rPr>
+          <w:rFonts w:ascii="Times New Roman" w:hAnsi="Times New Roman" w:cs="Times New Roman"/>
+        </w:rPr>
+        <w:t>berbasis</w:t>
+      </w:r>
+      <w:proofErr w:type="spellEnd"/>
+      <w:r>
+        <w:rPr>
+          <w:rFonts w:ascii="Times New Roman" w:hAnsi="Times New Roman" w:cs="Times New Roman"/>
+        </w:rPr>
+        <w:t xml:space="preserve"> IoT yang </w:t>
+      </w:r>
+      <w:proofErr w:type="spellStart"/>
+      <w:r>
+        <w:rPr>
+          <w:rFonts w:ascii="Times New Roman" w:hAnsi="Times New Roman" w:cs="Times New Roman"/>
+        </w:rPr>
+        <w:t>dapat</w:t>
+      </w:r>
+      <w:proofErr w:type="spellEnd"/>
+      <w:r>
+        <w:rPr>
+          <w:rFonts w:ascii="Times New Roman" w:hAnsi="Times New Roman" w:cs="Times New Roman"/>
+        </w:rPr>
+        <w:t xml:space="preserve"> </w:t>
+      </w:r>
+      <w:proofErr w:type="spellStart"/>
+      <w:r>
+        <w:rPr>
+          <w:rFonts w:ascii="Times New Roman" w:hAnsi="Times New Roman" w:cs="Times New Roman"/>
+        </w:rPr>
+        <w:t>memantau</w:t>
+      </w:r>
+      <w:proofErr w:type="spellEnd"/>
+      <w:r>
+        <w:rPr>
+          <w:rFonts w:ascii="Times New Roman" w:hAnsi="Times New Roman" w:cs="Times New Roman"/>
+        </w:rPr>
+        <w:t xml:space="preserve"> </w:t>
+      </w:r>
+      <w:proofErr w:type="spellStart"/>
+      <w:r>
+        <w:rPr>
+          <w:rFonts w:ascii="Times New Roman" w:hAnsi="Times New Roman" w:cs="Times New Roman"/>
+        </w:rPr>
+        <w:t>kondisi</w:t>
+      </w:r>
+      <w:proofErr w:type="spellEnd"/>
+      <w:r>
+        <w:rPr>
+          <w:rFonts w:ascii="Times New Roman" w:hAnsi="Times New Roman" w:cs="Times New Roman"/>
+        </w:rPr>
+        <w:t xml:space="preserve"> </w:t>
+      </w:r>
+      <w:proofErr w:type="spellStart"/>
+      <w:r>
+        <w:rPr>
+          <w:rFonts w:ascii="Times New Roman" w:hAnsi="Times New Roman" w:cs="Times New Roman"/>
+        </w:rPr>
+        <w:t>rumah</w:t>
+      </w:r>
+      <w:proofErr w:type="spellEnd"/>
+      <w:r>
+        <w:rPr>
+          <w:rFonts w:ascii="Times New Roman" w:hAnsi="Times New Roman" w:cs="Times New Roman"/>
+        </w:rPr>
+        <w:t xml:space="preserve"> </w:t>
+      </w:r>
+      <w:proofErr w:type="spellStart"/>
+      <w:r>
+        <w:rPr>
+          <w:rFonts w:ascii="Times New Roman" w:hAnsi="Times New Roman" w:cs="Times New Roman"/>
+        </w:rPr>
+        <w:t>secara</w:t>
+      </w:r>
+      <w:proofErr w:type="spellEnd"/>
+      <w:r>
+        <w:rPr>
+          <w:rFonts w:ascii="Times New Roman" w:hAnsi="Times New Roman" w:cs="Times New Roman"/>
+        </w:rPr>
+        <w:t xml:space="preserve"> real-time?</w:t>
       </w:r>
     </w:p>
     <w:p>
@@ -698,8 +808,19 @@
           <w:sz w:val="24"/>
           <w:szCs w:val="24"/>
         </w:rPr>
-        <w:t>1.3 Tujuan Proyek</w:t>
-      </w:r>
+        <w:t xml:space="preserve">1.3 Tujuan </w:t>
+      </w:r>
+      <w:proofErr w:type="spellStart"/>
+      <w:r>
+        <w:rPr>
+          <w:rFonts w:ascii="Times New Roman" w:hAnsi="Times New Roman" w:cs="Times New Roman"/>
+          <w:color w:val="auto"/>
+          <w:sz w:val="24"/>
+          <w:szCs w:val="24"/>
+        </w:rPr>
+        <w:t>Proyek</w:t>
+      </w:r>
+      <w:proofErr w:type="spellEnd"/>
     </w:p>
     <w:p>
       <w:pPr>
@@ -709,11 +830,61 @@
           <w:rFonts w:ascii="Times New Roman" w:hAnsi="Times New Roman" w:cs="Times New Roman"/>
         </w:rPr>
       </w:pPr>
-      <w:r>
-        <w:rPr>
-          <w:rFonts w:ascii="Times New Roman" w:hAnsi="Times New Roman" w:cs="Times New Roman"/>
-        </w:rPr>
-        <w:t>Proyek ini bertujuan untuk:</w:t>
+      <w:proofErr w:type="spellStart"/>
+      <w:r>
+        <w:rPr>
+          <w:rFonts w:ascii="Times New Roman" w:hAnsi="Times New Roman" w:cs="Times New Roman"/>
+        </w:rPr>
+        <w:t>Proyek</w:t>
+      </w:r>
+      <w:proofErr w:type="spellEnd"/>
+      <w:r>
+        <w:rPr>
+          <w:rFonts w:ascii="Times New Roman" w:hAnsi="Times New Roman" w:cs="Times New Roman"/>
+        </w:rPr>
+        <w:t xml:space="preserve"> </w:t>
+      </w:r>
+      <w:proofErr w:type="spellStart"/>
+      <w:r>
+        <w:rPr>
+          <w:rFonts w:ascii="Times New Roman" w:hAnsi="Times New Roman" w:cs="Times New Roman"/>
+        </w:rPr>
+        <w:t>ini</w:t>
+      </w:r>
+      <w:proofErr w:type="spellEnd"/>
+      <w:r>
+        <w:rPr>
+          <w:rFonts w:ascii="Times New Roman" w:hAnsi="Times New Roman" w:cs="Times New Roman"/>
+        </w:rPr>
+        <w:t xml:space="preserve"> </w:t>
+      </w:r>
+      <w:proofErr w:type="spellStart"/>
+      <w:r>
+        <w:rPr>
+          <w:rFonts w:ascii="Times New Roman" w:hAnsi="Times New Roman" w:cs="Times New Roman"/>
+        </w:rPr>
+        <w:t>bertujuan</w:t>
+      </w:r>
+      <w:proofErr w:type="spellEnd"/>
+      <w:r>
+        <w:rPr>
+          <w:rFonts w:ascii="Times New Roman" w:hAnsi="Times New Roman" w:cs="Times New Roman"/>
+        </w:rPr>
+        <w:t xml:space="preserve"> </w:t>
+      </w:r>
+      <w:proofErr w:type="spellStart"/>
+      <w:r>
+        <w:rPr>
+          <w:rFonts w:ascii="Times New Roman" w:hAnsi="Times New Roman" w:cs="Times New Roman"/>
+        </w:rPr>
+        <w:t>untuk</w:t>
+      </w:r>
+      <w:proofErr w:type="spellEnd"/>
+      <w:r>
+        <w:rPr>
+          <w:rFonts w:ascii="Times New Roman" w:hAnsi="Times New Roman" w:cs="Times New Roman"/>
+        </w:rPr>
+        <w:t>:</w:t>
       </w:r>
     </w:p>
     <w:p>
@@ -728,11 +899,89 @@
           <w:rFonts w:ascii="Times New Roman" w:hAnsi="Times New Roman" w:cs="Times New Roman"/>
         </w:rPr>
       </w:pPr>
-      <w:r>
-        <w:rPr>
-          <w:rFonts w:ascii="Times New Roman" w:hAnsi="Times New Roman" w:cs="Times New Roman"/>
-        </w:rPr>
-        <w:t>Merancang dan membangun sistem Smart Home Monitoring berbasis IoT menggunakan mikrokontroler ESP32.</w:t>
+      <w:proofErr w:type="spellStart"/>
+      <w:r>
+        <w:rPr>
+          <w:rFonts w:ascii="Times New Roman" w:hAnsi="Times New Roman" w:cs="Times New Roman"/>
+        </w:rPr>
+        <w:t>Merancang</w:t>
+      </w:r>
+      <w:proofErr w:type="spellEnd"/>
+      <w:r>
+        <w:rPr>
+          <w:rFonts w:ascii="Times New Roman" w:hAnsi="Times New Roman" w:cs="Times New Roman"/>
+        </w:rPr>
+        <w:t xml:space="preserve"> dan </w:t>
+      </w:r>
+      <w:proofErr w:type="spellStart"/>
+      <w:r>
+        <w:rPr>
+          <w:rFonts w:ascii="Times New Roman" w:hAnsi="Times New Roman" w:cs="Times New Roman"/>
+        </w:rPr>
+        <w:t>membangun</w:t>
+      </w:r>
+      <w:proofErr w:type="spellEnd"/>
+      <w:r>
+        <w:rPr>
+          <w:rFonts w:ascii="Times New Roman" w:hAnsi="Times New Roman" w:cs="Times New Roman"/>
+        </w:rPr>
+        <w:t xml:space="preserve"> </w:t>
+      </w:r>
+      <w:proofErr w:type="spellStart"/>
+      <w:r>
+        <w:rPr>
+          <w:rFonts w:ascii="Times New Roman" w:hAnsi="Times New Roman" w:cs="Times New Roman"/>
+        </w:rPr>
+        <w:t>sistem</w:t>
+      </w:r>
+      <w:proofErr w:type="spellEnd"/>
+      <w:r>
+        <w:rPr>
+          <w:rFonts w:ascii="Times New Roman" w:hAnsi="Times New Roman" w:cs="Times New Roman"/>
+        </w:rPr>
+        <w:t xml:space="preserve"> Smart Home Monitoring </w:t>
+      </w:r>
+      <w:proofErr w:type="spellStart"/>
+      <w:r>
+        <w:rPr>
+          <w:rFonts w:ascii="Times New Roman" w:hAnsi="Times New Roman" w:cs="Times New Roman"/>
+        </w:rPr>
+        <w:t>berbasis</w:t>
+      </w:r>
+      <w:proofErr w:type="spellEnd"/>
+      <w:r>
+        <w:rPr>
+          <w:rFonts w:ascii="Times New Roman" w:hAnsi="Times New Roman" w:cs="Times New Roman"/>
+        </w:rPr>
+        <w:t xml:space="preserve"> IoT </w:t>
+      </w:r>
+      <w:proofErr w:type="spellStart"/>
+      <w:r>
+        <w:rPr>
+          <w:rFonts w:ascii="Times New Roman" w:hAnsi="Times New Roman" w:cs="Times New Roman"/>
+        </w:rPr>
+        <w:t>menggunakan</w:t>
+      </w:r>
+      <w:proofErr w:type="spellEnd"/>
+      <w:r>
+        <w:rPr>
+          <w:rFonts w:ascii="Times New Roman" w:hAnsi="Times New Roman" w:cs="Times New Roman"/>
+        </w:rPr>
+        <w:t xml:space="preserve"> </w:t>
+      </w:r>
+      <w:proofErr w:type="spellStart"/>
+      <w:r>
+        <w:rPr>
+          <w:rFonts w:ascii="Times New Roman" w:hAnsi="Times New Roman" w:cs="Times New Roman"/>
+        </w:rPr>
+        <w:t>mikrokontroler</w:t>
+      </w:r>
+      <w:proofErr w:type="spellEnd"/>
+      <w:r>
+        <w:rPr>
+          <w:rFonts w:ascii="Times New Roman" w:hAnsi="Times New Roman" w:cs="Times New Roman"/>
+        </w:rPr>
+        <w:t xml:space="preserve"> ESP32.</w:t>
       </w:r>
     </w:p>
     <w:p>
@@ -747,11 +996,131 @@
           <w:rFonts w:ascii="Times New Roman" w:hAnsi="Times New Roman" w:cs="Times New Roman"/>
         </w:rPr>
       </w:pPr>
-      <w:r>
-        <w:rPr>
-          <w:rFonts w:ascii="Times New Roman" w:hAnsi="Times New Roman" w:cs="Times New Roman"/>
-        </w:rPr>
-        <w:t>Mengintegrasikan beberapa sensor (suhu, kelembaban, gerak, asap) dalam satu sistem yang terhubung.</w:t>
+      <w:proofErr w:type="spellStart"/>
+      <w:r>
+        <w:rPr>
+          <w:rFonts w:ascii="Times New Roman" w:hAnsi="Times New Roman" w:cs="Times New Roman"/>
+        </w:rPr>
+        <w:t>Mengintegrasikan</w:t>
+      </w:r>
+      <w:proofErr w:type="spellEnd"/>
+      <w:r>
+        <w:rPr>
+          <w:rFonts w:ascii="Times New Roman" w:hAnsi="Times New Roman" w:cs="Times New Roman"/>
+        </w:rPr>
+        <w:t xml:space="preserve"> </w:t>
+      </w:r>
+      <w:proofErr w:type="spellStart"/>
+      <w:r>
+        <w:rPr>
+          <w:rFonts w:ascii="Times New Roman" w:hAnsi="Times New Roman" w:cs="Times New Roman"/>
+        </w:rPr>
+        <w:t>beberapa</w:t>
+      </w:r>
+      <w:proofErr w:type="spellEnd"/>
+      <w:r>
+        <w:rPr>
+          <w:rFonts w:ascii="Times New Roman" w:hAnsi="Times New Roman" w:cs="Times New Roman"/>
+        </w:rPr>
+        <w:t xml:space="preserve"> sensor (</w:t>
+      </w:r>
+      <w:proofErr w:type="spellStart"/>
+      <w:r>
+        <w:rPr>
+          <w:rFonts w:ascii="Times New Roman" w:hAnsi="Times New Roman" w:cs="Times New Roman"/>
+        </w:rPr>
+        <w:t>suhu</w:t>
+      </w:r>
+      <w:proofErr w:type="spellEnd"/>
+      <w:r>
+        <w:rPr>
+          <w:rFonts w:ascii="Times New Roman" w:hAnsi="Times New Roman" w:cs="Times New Roman"/>
+        </w:rPr>
+        <w:t xml:space="preserve">, </w:t>
+      </w:r>
+      <w:proofErr w:type="spellStart"/>
+      <w:r>
+        <w:rPr>
+          <w:rFonts w:ascii="Times New Roman" w:hAnsi="Times New Roman" w:cs="Times New Roman"/>
+        </w:rPr>
+        <w:t>kelembaban</w:t>
+      </w:r>
+      <w:proofErr w:type="spellEnd"/>
+      <w:r>
+        <w:rPr>
+          <w:rFonts w:ascii="Times New Roman" w:hAnsi="Times New Roman" w:cs="Times New Roman"/>
+        </w:rPr>
+        <w:t xml:space="preserve">, </w:t>
+      </w:r>
+      <w:proofErr w:type="spellStart"/>
+      <w:r>
+        <w:rPr>
+          <w:rFonts w:ascii="Times New Roman" w:hAnsi="Times New Roman" w:cs="Times New Roman"/>
+        </w:rPr>
+        <w:t>gerak</w:t>
+      </w:r>
+      <w:proofErr w:type="spellEnd"/>
+      <w:r>
+        <w:rPr>
+          <w:rFonts w:ascii="Times New Roman" w:hAnsi="Times New Roman" w:cs="Times New Roman"/>
+        </w:rPr>
+        <w:t xml:space="preserve">, asap) </w:t>
+      </w:r>
+      <w:proofErr w:type="spellStart"/>
+      <w:r>
+        <w:rPr>
+          <w:rFonts w:ascii="Times New Roman" w:hAnsi="Times New Roman" w:cs="Times New Roman"/>
+        </w:rPr>
+        <w:t>dalam</w:t>
+      </w:r>
+      <w:proofErr w:type="spellEnd"/>
+      <w:r>
+        <w:rPr>
+          <w:rFonts w:ascii="Times New Roman" w:hAnsi="Times New Roman" w:cs="Times New Roman"/>
+        </w:rPr>
+        <w:t xml:space="preserve"> </w:t>
+      </w:r>
+      <w:proofErr w:type="spellStart"/>
+      <w:r>
+        <w:rPr>
+          <w:rFonts w:ascii="Times New Roman" w:hAnsi="Times New Roman" w:cs="Times New Roman"/>
+        </w:rPr>
+        <w:t>satu</w:t>
+      </w:r>
+      <w:proofErr w:type="spellEnd"/>
+      <w:r>
+        <w:rPr>
+          <w:rFonts w:ascii="Times New Roman" w:hAnsi="Times New Roman" w:cs="Times New Roman"/>
+        </w:rPr>
+        <w:t xml:space="preserve"> </w:t>
+      </w:r>
+      <w:proofErr w:type="spellStart"/>
+      <w:r>
+        <w:rPr>
+          <w:rFonts w:ascii="Times New Roman" w:hAnsi="Times New Roman" w:cs="Times New Roman"/>
+        </w:rPr>
+        <w:t>sistem</w:t>
+      </w:r>
+      <w:proofErr w:type="spellEnd"/>
+      <w:r>
+        <w:rPr>
+          <w:rFonts w:ascii="Times New Roman" w:hAnsi="Times New Roman" w:cs="Times New Roman"/>
+        </w:rPr>
+        <w:t xml:space="preserve"> yang </w:t>
+      </w:r>
+      <w:proofErr w:type="spellStart"/>
+      <w:r>
+        <w:rPr>
+          <w:rFonts w:ascii="Times New Roman" w:hAnsi="Times New Roman" w:cs="Times New Roman"/>
+        </w:rPr>
+        <w:t>terhubung</w:t>
+      </w:r>
+      <w:proofErr w:type="spellEnd"/>
+      <w:r>
+        <w:rPr>
+          <w:rFonts w:ascii="Times New Roman" w:hAnsi="Times New Roman" w:cs="Times New Roman"/>
+        </w:rPr>
+        <w:t>.</w:t>
       </w:r>
     </w:p>
     <w:p>
@@ -766,11 +1135,61 @@
           <w:rFonts w:ascii="Times New Roman" w:hAnsi="Times New Roman" w:cs="Times New Roman"/>
         </w:rPr>
       </w:pPr>
-      <w:r>
-        <w:rPr>
-          <w:rFonts w:ascii="Times New Roman" w:hAnsi="Times New Roman" w:cs="Times New Roman"/>
-        </w:rPr>
-        <w:t>Mengirimkan data sensor ke server/cloud menggunakan protokol MQTT.</w:t>
+      <w:proofErr w:type="spellStart"/>
+      <w:r>
+        <w:rPr>
+          <w:rFonts w:ascii="Times New Roman" w:hAnsi="Times New Roman" w:cs="Times New Roman"/>
+        </w:rPr>
+        <w:t>Mengirimkan</w:t>
+      </w:r>
+      <w:proofErr w:type="spellEnd"/>
+      <w:r>
+        <w:rPr>
+          <w:rFonts w:ascii="Times New Roman" w:hAnsi="Times New Roman" w:cs="Times New Roman"/>
+        </w:rPr>
+        <w:t xml:space="preserve"> data sensor </w:t>
+      </w:r>
+      <w:proofErr w:type="spellStart"/>
+      <w:r>
+        <w:rPr>
+          <w:rFonts w:ascii="Times New Roman" w:hAnsi="Times New Roman" w:cs="Times New Roman"/>
+        </w:rPr>
+        <w:t>ke</w:t>
+      </w:r>
+      <w:proofErr w:type="spellEnd"/>
+      <w:r>
+        <w:rPr>
+          <w:rFonts w:ascii="Times New Roman" w:hAnsi="Times New Roman" w:cs="Times New Roman"/>
+        </w:rPr>
+        <w:t xml:space="preserve"> server/cloud </w:t>
+      </w:r>
+      <w:proofErr w:type="spellStart"/>
+      <w:r>
+        <w:rPr>
+          <w:rFonts w:ascii="Times New Roman" w:hAnsi="Times New Roman" w:cs="Times New Roman"/>
+        </w:rPr>
+        <w:t>menggunakan</w:t>
+      </w:r>
+      <w:proofErr w:type="spellEnd"/>
+      <w:r>
+        <w:rPr>
+          <w:rFonts w:ascii="Times New Roman" w:hAnsi="Times New Roman" w:cs="Times New Roman"/>
+        </w:rPr>
+        <w:t xml:space="preserve"> </w:t>
+      </w:r>
+      <w:proofErr w:type="spellStart"/>
+      <w:r>
+        <w:rPr>
+          <w:rFonts w:ascii="Times New Roman" w:hAnsi="Times New Roman" w:cs="Times New Roman"/>
+        </w:rPr>
+        <w:t>protokol</w:t>
+      </w:r>
+      <w:proofErr w:type="spellEnd"/>
+      <w:r>
+        <w:rPr>
+          <w:rFonts w:ascii="Times New Roman" w:hAnsi="Times New Roman" w:cs="Times New Roman"/>
+        </w:rPr>
+        <w:t xml:space="preserve"> MQTT.</w:t>
       </w:r>
     </w:p>
     <w:p>
@@ -785,12 +1204,76 @@
           <w:rFonts w:ascii="Times New Roman" w:hAnsi="Times New Roman" w:cs="Times New Roman"/>
         </w:rPr>
       </w:pPr>
+      <w:proofErr w:type="spellStart"/>
       <w:r>
         <w:rPr>
           <w:rFonts w:ascii="Times New Roman" w:hAnsi="Times New Roman" w:cs="Times New Roman"/>
         </w:rPr>
         <w:lastRenderedPageBreak/>
-        <w:t>Menampilkan data secara real-time melalui dashboard berbasis web (ThingsBoard / Grafana).</w:t>
+        <w:t>Menampilkan</w:t>
+      </w:r>
+      <w:proofErr w:type="spellEnd"/>
+      <w:r>
+        <w:rPr>
+          <w:rFonts w:ascii="Times New Roman" w:hAnsi="Times New Roman" w:cs="Times New Roman"/>
+        </w:rPr>
+        <w:t xml:space="preserve"> data </w:t>
+      </w:r>
+      <w:proofErr w:type="spellStart"/>
+      <w:r>
+        <w:rPr>
+          <w:rFonts w:ascii="Times New Roman" w:hAnsi="Times New Roman" w:cs="Times New Roman"/>
+        </w:rPr>
+        <w:t>secara</w:t>
+      </w:r>
+      <w:proofErr w:type="spellEnd"/>
+      <w:r>
+        <w:rPr>
+          <w:rFonts w:ascii="Times New Roman" w:hAnsi="Times New Roman" w:cs="Times New Roman"/>
+        </w:rPr>
+        <w:t xml:space="preserve"> real-time </w:t>
+      </w:r>
+      <w:proofErr w:type="spellStart"/>
+      <w:r>
+        <w:rPr>
+          <w:rFonts w:ascii="Times New Roman" w:hAnsi="Times New Roman" w:cs="Times New Roman"/>
+        </w:rPr>
+        <w:t>melalui</w:t>
+      </w:r>
+      <w:proofErr w:type="spellEnd"/>
+      <w:r>
+        <w:rPr>
+          <w:rFonts w:ascii="Times New Roman" w:hAnsi="Times New Roman" w:cs="Times New Roman"/>
+        </w:rPr>
+        <w:t xml:space="preserve"> dashboard </w:t>
+      </w:r>
+      <w:proofErr w:type="spellStart"/>
+      <w:r>
+        <w:rPr>
+          <w:rFonts w:ascii="Times New Roman" w:hAnsi="Times New Roman" w:cs="Times New Roman"/>
+        </w:rPr>
+        <w:t>berbasis</w:t>
+      </w:r>
+      <w:proofErr w:type="spellEnd"/>
+      <w:r>
+        <w:rPr>
+          <w:rFonts w:ascii="Times New Roman" w:hAnsi="Times New Roman" w:cs="Times New Roman"/>
+        </w:rPr>
+        <w:t xml:space="preserve"> web (</w:t>
+      </w:r>
+      <w:proofErr w:type="spellStart"/>
+      <w:r>
+        <w:rPr>
+          <w:rFonts w:ascii="Times New Roman" w:hAnsi="Times New Roman" w:cs="Times New Roman"/>
+        </w:rPr>
+        <w:t>ThingsBoard</w:t>
+      </w:r>
+      <w:proofErr w:type="spellEnd"/>
+      <w:r>
+        <w:rPr>
+          <w:rFonts w:ascii="Times New Roman" w:hAnsi="Times New Roman" w:cs="Times New Roman"/>
+        </w:rPr>
+        <w:t xml:space="preserve"> / Grafana).</w:t>
       </w:r>
     </w:p>
     <w:p>
@@ -811,8 +1294,19 @@
           <w:sz w:val="24"/>
           <w:szCs w:val="24"/>
         </w:rPr>
-        <w:t>1.4 Manfaat Proyek</w:t>
-      </w:r>
+        <w:t xml:space="preserve">1.4 Manfaat </w:t>
+      </w:r>
+      <w:proofErr w:type="spellStart"/>
+      <w:r>
+        <w:rPr>
+          <w:rFonts w:ascii="Times New Roman" w:hAnsi="Times New Roman" w:cs="Times New Roman"/>
+          <w:color w:val="auto"/>
+          <w:sz w:val="24"/>
+          <w:szCs w:val="24"/>
+        </w:rPr>
+        <w:t>Proyek</w:t>
+      </w:r>
+      <w:proofErr w:type="spellEnd"/>
     </w:p>
     <w:p>
       <w:pPr>
@@ -820,15 +1314,83 @@
         <w:jc w:val="both"/>
         <w:rPr>
           <w:rFonts w:ascii="Times New Roman" w:hAnsi="Times New Roman" w:cs="Times New Roman"/>
-          <w:lang w:val="sv-SE"/>
-        </w:rPr>
-      </w:pPr>
-      <w:r>
-        <w:rPr>
-          <w:rFonts w:ascii="Times New Roman" w:hAnsi="Times New Roman" w:cs="Times New Roman"/>
-          <w:lang w:val="sv-SE"/>
-        </w:rPr>
-        <w:t>Manfaat yang diharapkan dari proyek ini antara lain:</w:t>
+        </w:rPr>
+      </w:pPr>
+      <w:r>
+        <w:rPr>
+          <w:rFonts w:ascii="Times New Roman" w:hAnsi="Times New Roman" w:cs="Times New Roman"/>
+        </w:rPr>
+        <w:t xml:space="preserve">Manfaat yang </w:t>
+      </w:r>
+      <w:proofErr w:type="spellStart"/>
+      <w:r>
+        <w:rPr>
+          <w:rFonts w:ascii="Times New Roman" w:hAnsi="Times New Roman" w:cs="Times New Roman"/>
+        </w:rPr>
+        <w:t>diharapkan</w:t>
+      </w:r>
+      <w:proofErr w:type="spellEnd"/>
+      <w:r>
+        <w:rPr>
+          <w:rFonts w:ascii="Times New Roman" w:hAnsi="Times New Roman" w:cs="Times New Roman"/>
+        </w:rPr>
+        <w:t xml:space="preserve"> </w:t>
+      </w:r>
+      <w:proofErr w:type="spellStart"/>
+      <w:r>
+        <w:rPr>
+          <w:rFonts w:ascii="Times New Roman" w:hAnsi="Times New Roman" w:cs="Times New Roman"/>
+        </w:rPr>
+        <w:t>dari</w:t>
+      </w:r>
+      <w:proofErr w:type="spellEnd"/>
+      <w:r>
+        <w:rPr>
+          <w:rFonts w:ascii="Times New Roman" w:hAnsi="Times New Roman" w:cs="Times New Roman"/>
+        </w:rPr>
+        <w:t xml:space="preserve"> </w:t>
+      </w:r>
+      <w:proofErr w:type="spellStart"/>
+      <w:r>
+        <w:rPr>
+          <w:rFonts w:ascii="Times New Roman" w:hAnsi="Times New Roman" w:cs="Times New Roman"/>
+        </w:rPr>
+        <w:t>proyek</w:t>
+      </w:r>
+      <w:proofErr w:type="spellEnd"/>
+      <w:r>
+        <w:rPr>
+          <w:rFonts w:ascii="Times New Roman" w:hAnsi="Times New Roman" w:cs="Times New Roman"/>
+        </w:rPr>
+        <w:t xml:space="preserve"> </w:t>
+      </w:r>
+      <w:proofErr w:type="spellStart"/>
+      <w:r>
+        <w:rPr>
+          <w:rFonts w:ascii="Times New Roman" w:hAnsi="Times New Roman" w:cs="Times New Roman"/>
+        </w:rPr>
+        <w:t>ini</w:t>
+      </w:r>
+      <w:proofErr w:type="spellEnd"/>
+      <w:r>
+        <w:rPr>
+          <w:rFonts w:ascii="Times New Roman" w:hAnsi="Times New Roman" w:cs="Times New Roman"/>
+        </w:rPr>
+        <w:t xml:space="preserve"> </w:t>
+      </w:r>
+      <w:proofErr w:type="spellStart"/>
+      <w:r>
+        <w:rPr>
+          <w:rFonts w:ascii="Times New Roman" w:hAnsi="Times New Roman" w:cs="Times New Roman"/>
+        </w:rPr>
+        <w:t>antara</w:t>
+      </w:r>
+      <w:proofErr w:type="spellEnd"/>
+      <w:r>
+        <w:rPr>
+          <w:rFonts w:ascii="Times New Roman" w:hAnsi="Times New Roman" w:cs="Times New Roman"/>
+        </w:rPr>
+        <w:t xml:space="preserve"> lain:</w:t>
       </w:r>
     </w:p>
     <w:p>
@@ -841,15 +1403,153 @@
         <w:spacing w:before="60" w:after="60" w:line="360" w:lineRule="auto"/>
         <w:rPr>
           <w:rFonts w:ascii="Times New Roman" w:hAnsi="Times New Roman" w:cs="Times New Roman"/>
-          <w:lang w:val="sv-SE"/>
-        </w:rPr>
-      </w:pPr>
-      <w:r>
-        <w:rPr>
-          <w:rFonts w:ascii="Times New Roman" w:hAnsi="Times New Roman" w:cs="Times New Roman"/>
-          <w:lang w:val="sv-SE"/>
-        </w:rPr>
-        <w:t>Bagi pengguna: Meningkatkan keamanan dan kenyamanan rumah melalui pemantauan jarak jauh secara real-time.</w:t>
+        </w:rPr>
+      </w:pPr>
+      <w:r>
+        <w:rPr>
+          <w:rFonts w:ascii="Times New Roman" w:hAnsi="Times New Roman" w:cs="Times New Roman"/>
+        </w:rPr>
+        <w:t xml:space="preserve">Bagi </w:t>
+      </w:r>
+      <w:proofErr w:type="spellStart"/>
+      <w:r>
+        <w:rPr>
+          <w:rFonts w:ascii="Times New Roman" w:hAnsi="Times New Roman" w:cs="Times New Roman"/>
+        </w:rPr>
+        <w:t>pengguna</w:t>
+      </w:r>
+      <w:proofErr w:type="spellEnd"/>
+      <w:r>
+        <w:rPr>
+          <w:rFonts w:ascii="Times New Roman" w:hAnsi="Times New Roman" w:cs="Times New Roman"/>
+        </w:rPr>
+        <w:t xml:space="preserve">: </w:t>
+      </w:r>
+      <w:proofErr w:type="spellStart"/>
+      <w:r>
+        <w:rPr>
+          <w:rFonts w:ascii="Times New Roman" w:hAnsi="Times New Roman" w:cs="Times New Roman"/>
+        </w:rPr>
+        <w:t>Meningkatkan</w:t>
+      </w:r>
+      <w:proofErr w:type="spellEnd"/>
+      <w:r>
+        <w:rPr>
+          <w:rFonts w:ascii="Times New Roman" w:hAnsi="Times New Roman" w:cs="Times New Roman"/>
+        </w:rPr>
+        <w:t xml:space="preserve"> </w:t>
+      </w:r>
+      <w:proofErr w:type="spellStart"/>
+      <w:r>
+        <w:rPr>
+          <w:rFonts w:ascii="Times New Roman" w:hAnsi="Times New Roman" w:cs="Times New Roman"/>
+        </w:rPr>
+        <w:t>keamanan</w:t>
+      </w:r>
+      <w:proofErr w:type="spellEnd"/>
+      <w:r>
+        <w:rPr>
+          <w:rFonts w:ascii="Times New Roman" w:hAnsi="Times New Roman" w:cs="Times New Roman"/>
+        </w:rPr>
+        <w:t xml:space="preserve"> dan </w:t>
+      </w:r>
+      <w:proofErr w:type="spellStart"/>
+      <w:r>
+        <w:rPr>
+          <w:rFonts w:ascii="Times New Roman" w:hAnsi="Times New Roman" w:cs="Times New Roman"/>
+        </w:rPr>
+        <w:t>kenyamanan</w:t>
+      </w:r>
+      <w:proofErr w:type="spellEnd"/>
+      <w:r>
+        <w:rPr>
+          <w:rFonts w:ascii="Times New Roman" w:hAnsi="Times New Roman" w:cs="Times New Roman"/>
+        </w:rPr>
+        <w:t xml:space="preserve"> </w:t>
+      </w:r>
+      <w:proofErr w:type="spellStart"/>
+      <w:r>
+        <w:rPr>
+          <w:rFonts w:ascii="Times New Roman" w:hAnsi="Times New Roman" w:cs="Times New Roman"/>
+        </w:rPr>
+        <w:t>rumah</w:t>
+      </w:r>
+      <w:proofErr w:type="spellEnd"/>
+      <w:r>
+        <w:rPr>
+          <w:rFonts w:ascii="Times New Roman" w:hAnsi="Times New Roman" w:cs="Times New Roman"/>
+        </w:rPr>
+        <w:t xml:space="preserve"> </w:t>
+      </w:r>
+      <w:proofErr w:type="spellStart"/>
+      <w:r>
+        <w:rPr>
+          <w:rFonts w:ascii="Times New Roman" w:hAnsi="Times New Roman" w:cs="Times New Roman"/>
+        </w:rPr>
+        <w:t>melalui</w:t>
+      </w:r>
+      <w:proofErr w:type="spellEnd"/>
+      <w:r>
+        <w:rPr>
+          <w:rFonts w:ascii="Times New Roman" w:hAnsi="Times New Roman" w:cs="Times New Roman"/>
+        </w:rPr>
+        <w:t xml:space="preserve"> </w:t>
+      </w:r>
+      <w:proofErr w:type="spellStart"/>
+      <w:r>
+        <w:rPr>
+          <w:rFonts w:ascii="Times New Roman" w:hAnsi="Times New Roman" w:cs="Times New Roman"/>
+        </w:rPr>
+        <w:t>pemantauan</w:t>
+      </w:r>
+      <w:proofErr w:type="spellEnd"/>
+      <w:r>
+        <w:rPr>
+          <w:rFonts w:ascii="Times New Roman" w:hAnsi="Times New Roman" w:cs="Times New Roman"/>
+        </w:rPr>
+        <w:t xml:space="preserve"> </w:t>
+      </w:r>
+      <w:proofErr w:type="spellStart"/>
+      <w:r>
+        <w:rPr>
+          <w:rFonts w:ascii="Times New Roman" w:hAnsi="Times New Roman" w:cs="Times New Roman"/>
+        </w:rPr>
+        <w:t>jarak</w:t>
+      </w:r>
+      <w:proofErr w:type="spellEnd"/>
+      <w:r>
+        <w:rPr>
+          <w:rFonts w:ascii="Times New Roman" w:hAnsi="Times New Roman" w:cs="Times New Roman"/>
+        </w:rPr>
+        <w:t xml:space="preserve"> </w:t>
+      </w:r>
+      <w:proofErr w:type="spellStart"/>
+      <w:r>
+        <w:rPr>
+          <w:rFonts w:ascii="Times New Roman" w:hAnsi="Times New Roman" w:cs="Times New Roman"/>
+        </w:rPr>
+        <w:t>jauh</w:t>
+      </w:r>
+      <w:proofErr w:type="spellEnd"/>
+      <w:r>
+        <w:rPr>
+          <w:rFonts w:ascii="Times New Roman" w:hAnsi="Times New Roman" w:cs="Times New Roman"/>
+        </w:rPr>
+        <w:t xml:space="preserve"> </w:t>
+      </w:r>
+      <w:proofErr w:type="spellStart"/>
+      <w:r>
+        <w:rPr>
+          <w:rFonts w:ascii="Times New Roman" w:hAnsi="Times New Roman" w:cs="Times New Roman"/>
+        </w:rPr>
+        <w:t>secara</w:t>
+      </w:r>
+      <w:proofErr w:type="spellEnd"/>
+      <w:r>
+        <w:rPr>
+          <w:rFonts w:ascii="Times New Roman" w:hAnsi="Times New Roman" w:cs="Times New Roman"/>
+        </w:rPr>
+        <w:t xml:space="preserve"> real-time.</w:t>
       </w:r>
     </w:p>
     <w:p>
@@ -1117,11 +1817,103 @@
         </w:rPr>
         <w:t xml:space="preserve">Internet of Things (IoT) adalah konsep di mana objek fisik sehari-hari dilengkapi dengan sensor, perangkat lunak, dan konektivitas jaringan sehingga dapat mengumpulkan dan bertukar data. </w:t>
       </w:r>
-      <w:r>
-        <w:rPr>
-          <w:rFonts w:ascii="Times New Roman" w:hAnsi="Times New Roman" w:cs="Times New Roman"/>
-        </w:rPr>
-        <w:t>Menurut [Referensi], IoT terdiri dari tiga layer utama yaitu Perception Layer, Network Layer, dan Application Layer.</w:t>
+      <w:proofErr w:type="spellStart"/>
+      <w:r>
+        <w:rPr>
+          <w:rFonts w:ascii="Times New Roman" w:hAnsi="Times New Roman" w:cs="Times New Roman"/>
+        </w:rPr>
+        <w:t>Menurut</w:t>
+      </w:r>
+      <w:proofErr w:type="spellEnd"/>
+      <w:r>
+        <w:rPr>
+          <w:rFonts w:ascii="Times New Roman" w:hAnsi="Times New Roman" w:cs="Times New Roman"/>
+        </w:rPr>
+        <w:t xml:space="preserve"> [</w:t>
+      </w:r>
+      <w:proofErr w:type="spellStart"/>
+      <w:r>
+        <w:rPr>
+          <w:rFonts w:ascii="Times New Roman" w:hAnsi="Times New Roman" w:cs="Times New Roman"/>
+        </w:rPr>
+        <w:t>Referensi</w:t>
+      </w:r>
+      <w:proofErr w:type="spellEnd"/>
+      <w:r>
+        <w:rPr>
+          <w:rFonts w:ascii="Times New Roman" w:hAnsi="Times New Roman" w:cs="Times New Roman"/>
+        </w:rPr>
+        <w:t xml:space="preserve">], IoT </w:t>
+      </w:r>
+      <w:proofErr w:type="spellStart"/>
+      <w:r>
+        <w:rPr>
+          <w:rFonts w:ascii="Times New Roman" w:hAnsi="Times New Roman" w:cs="Times New Roman"/>
+        </w:rPr>
+        <w:t>terdiri</w:t>
+      </w:r>
+      <w:proofErr w:type="spellEnd"/>
+      <w:r>
+        <w:rPr>
+          <w:rFonts w:ascii="Times New Roman" w:hAnsi="Times New Roman" w:cs="Times New Roman"/>
+        </w:rPr>
+        <w:t xml:space="preserve"> </w:t>
+      </w:r>
+      <w:proofErr w:type="spellStart"/>
+      <w:r>
+        <w:rPr>
+          <w:rFonts w:ascii="Times New Roman" w:hAnsi="Times New Roman" w:cs="Times New Roman"/>
+        </w:rPr>
+        <w:t>dari</w:t>
+      </w:r>
+      <w:proofErr w:type="spellEnd"/>
+      <w:r>
+        <w:rPr>
+          <w:rFonts w:ascii="Times New Roman" w:hAnsi="Times New Roman" w:cs="Times New Roman"/>
+        </w:rPr>
+        <w:t xml:space="preserve"> </w:t>
+      </w:r>
+      <w:proofErr w:type="spellStart"/>
+      <w:r>
+        <w:rPr>
+          <w:rFonts w:ascii="Times New Roman" w:hAnsi="Times New Roman" w:cs="Times New Roman"/>
+        </w:rPr>
+        <w:t>tiga</w:t>
+      </w:r>
+      <w:proofErr w:type="spellEnd"/>
+      <w:r>
+        <w:rPr>
+          <w:rFonts w:ascii="Times New Roman" w:hAnsi="Times New Roman" w:cs="Times New Roman"/>
+        </w:rPr>
+        <w:t xml:space="preserve"> layer </w:t>
+      </w:r>
+      <w:proofErr w:type="spellStart"/>
+      <w:r>
+        <w:rPr>
+          <w:rFonts w:ascii="Times New Roman" w:hAnsi="Times New Roman" w:cs="Times New Roman"/>
+        </w:rPr>
+        <w:t>utama</w:t>
+      </w:r>
+      <w:proofErr w:type="spellEnd"/>
+      <w:r>
+        <w:rPr>
+          <w:rFonts w:ascii="Times New Roman" w:hAnsi="Times New Roman" w:cs="Times New Roman"/>
+        </w:rPr>
+        <w:t xml:space="preserve"> </w:t>
+      </w:r>
+      <w:proofErr w:type="spellStart"/>
+      <w:r>
+        <w:rPr>
+          <w:rFonts w:ascii="Times New Roman" w:hAnsi="Times New Roman" w:cs="Times New Roman"/>
+        </w:rPr>
+        <w:t>yaitu</w:t>
+      </w:r>
+      <w:proofErr w:type="spellEnd"/>
+      <w:r>
+        <w:rPr>
+          <w:rFonts w:ascii="Times New Roman" w:hAnsi="Times New Roman" w:cs="Times New Roman"/>
+        </w:rPr>
+        <w:t xml:space="preserve"> Perception Layer, Network Layer, dan Application Layer.</w:t>
       </w:r>
     </w:p>
     <w:p>
@@ -1137,7 +1929,25 @@
           <w:b/>
           <w:bCs/>
         </w:rPr>
-        <w:t>2.1.1 Arsitektur 3-Layer IoT</w:t>
+        <w:t xml:space="preserve">2.1.1 </w:t>
+      </w:r>
+      <w:proofErr w:type="spellStart"/>
+      <w:r>
+        <w:rPr>
+          <w:rFonts w:ascii="Times New Roman" w:hAnsi="Times New Roman" w:cs="Times New Roman"/>
+          <w:b/>
+          <w:bCs/>
+        </w:rPr>
+        <w:t>Arsitektur</w:t>
+      </w:r>
+      <w:proofErr w:type="spellEnd"/>
+      <w:r>
+        <w:rPr>
+          <w:rFonts w:ascii="Times New Roman" w:hAnsi="Times New Roman" w:cs="Times New Roman"/>
+          <w:b/>
+          <w:bCs/>
+        </w:rPr>
+        <w:t xml:space="preserve"> 3-Layer IoT</w:t>
       </w:r>
     </w:p>
     <w:p>
@@ -1263,7 +2073,63 @@
         <w:rPr>
           <w:rFonts w:ascii="Times New Roman" w:hAnsi="Times New Roman" w:cs="Times New Roman"/>
         </w:rPr>
-        <w:t>[Tambahkan spesifikasi teknis ESP32 yang relevan]</w:t>
+        <w:t>[</w:t>
+      </w:r>
+      <w:proofErr w:type="spellStart"/>
+      <w:r>
+        <w:rPr>
+          <w:rFonts w:ascii="Times New Roman" w:hAnsi="Times New Roman" w:cs="Times New Roman"/>
+        </w:rPr>
+        <w:t>Tambahkan</w:t>
+      </w:r>
+      <w:proofErr w:type="spellEnd"/>
+      <w:r>
+        <w:rPr>
+          <w:rFonts w:ascii="Times New Roman" w:hAnsi="Times New Roman" w:cs="Times New Roman"/>
+        </w:rPr>
+        <w:t xml:space="preserve"> </w:t>
+      </w:r>
+      <w:proofErr w:type="spellStart"/>
+      <w:r>
+        <w:rPr>
+          <w:rFonts w:ascii="Times New Roman" w:hAnsi="Times New Roman" w:cs="Times New Roman"/>
+        </w:rPr>
+        <w:t>spesifikasi</w:t>
+      </w:r>
+      <w:proofErr w:type="spellEnd"/>
+      <w:r>
+        <w:rPr>
+          <w:rFonts w:ascii="Times New Roman" w:hAnsi="Times New Roman" w:cs="Times New Roman"/>
+        </w:rPr>
+        <w:t xml:space="preserve"> </w:t>
+      </w:r>
+      <w:proofErr w:type="spellStart"/>
+      <w:r>
+        <w:rPr>
+          <w:rFonts w:ascii="Times New Roman" w:hAnsi="Times New Roman" w:cs="Times New Roman"/>
+        </w:rPr>
+        <w:t>teknis</w:t>
+      </w:r>
+      <w:proofErr w:type="spellEnd"/>
+      <w:r>
+        <w:rPr>
+          <w:rFonts w:ascii="Times New Roman" w:hAnsi="Times New Roman" w:cs="Times New Roman"/>
+        </w:rPr>
+        <w:t xml:space="preserve"> ESP32 yang </w:t>
+      </w:r>
+      <w:proofErr w:type="spellStart"/>
+      <w:r>
+        <w:rPr>
+          <w:rFonts w:ascii="Times New Roman" w:hAnsi="Times New Roman" w:cs="Times New Roman"/>
+        </w:rPr>
+        <w:t>relevan</w:t>
+      </w:r>
+      <w:proofErr w:type="spellEnd"/>
+      <w:r>
+        <w:rPr>
+          <w:rFonts w:ascii="Times New Roman" w:hAnsi="Times New Roman" w:cs="Times New Roman"/>
+        </w:rPr>
+        <w:t>]</w:t>
       </w:r>
     </w:p>
     <w:p>
@@ -1279,22 +2145,35 @@
           <w:b/>
           <w:bCs/>
         </w:rPr>
-        <w:t>2.2.2 Sensor yang Digunakan</w:t>
-      </w:r>
+        <w:t xml:space="preserve">2.2.2 Sensor yang </w:t>
+      </w:r>
+      <w:proofErr w:type="spellStart"/>
+      <w:r>
+        <w:rPr>
+          <w:rFonts w:ascii="Times New Roman" w:hAnsi="Times New Roman" w:cs="Times New Roman"/>
+          <w:b/>
+          <w:bCs/>
+        </w:rPr>
+        <w:t>Digunakan</w:t>
+      </w:r>
+      <w:proofErr w:type="spellEnd"/>
     </w:p>
     <w:tbl>
       <w:tblPr>
         <w:tblStyle w:val="TableGrid"/>
-        <w:tblW w:w="9360" w:type="dxa"/>
+        <w:tblW w:w="7000" w:type="dxa"/>
+        <w:jc w:val="center"/>
         <w:tblLook w:val="0000" w:firstRow="0" w:lastRow="0" w:firstColumn="0" w:lastColumn="0" w:noHBand="0" w:noVBand="0"/>
       </w:tblPr>
       <w:tblGrid>
         <w:gridCol w:w="2000"/>
         <w:gridCol w:w="3000"/>
         <w:gridCol w:w="2000"/>
-        <w:gridCol w:w="2360"/>
       </w:tblGrid>
       <w:tr>
+        <w:trPr>
+          <w:jc w:val="center"/>
+        </w:trPr>
         <w:tc>
           <w:tcPr>
             <w:tcW w:w="2000" w:type="dxa"/>
@@ -1329,6 +2208,7 @@
                 <w:rFonts w:ascii="Times New Roman" w:hAnsi="Times New Roman" w:cs="Times New Roman"/>
               </w:rPr>
             </w:pPr>
+            <w:proofErr w:type="spellStart"/>
             <w:r>
               <w:rPr>
                 <w:rFonts w:ascii="Times New Roman" w:hAnsi="Times New Roman" w:cs="Times New Roman"/>
@@ -1337,6 +2217,7 @@
               </w:rPr>
               <w:t>Fungsi</w:t>
             </w:r>
+            <w:proofErr w:type="spellEnd"/>
           </w:p>
         </w:tc>
         <w:tc>
@@ -1351,6 +2232,7 @@
                 <w:rFonts w:ascii="Times New Roman" w:hAnsi="Times New Roman" w:cs="Times New Roman"/>
               </w:rPr>
             </w:pPr>
+            <w:proofErr w:type="spellStart"/>
             <w:r>
               <w:rPr>
                 <w:rFonts w:ascii="Times New Roman" w:hAnsi="Times New Roman" w:cs="Times New Roman"/>
@@ -1359,32 +2241,14 @@
               </w:rPr>
               <w:t>Protokol</w:t>
             </w:r>
-          </w:p>
-        </w:tc>
-        <w:tc>
-          <w:tcPr>
-            <w:tcW w:w="2360" w:type="dxa"/>
-          </w:tcPr>
-          <w:p>
-            <w:pPr>
-              <w:spacing w:line="360" w:lineRule="auto"/>
-              <w:jc w:val="center"/>
-              <w:rPr>
-                <w:rFonts w:ascii="Times New Roman" w:hAnsi="Times New Roman" w:cs="Times New Roman"/>
-              </w:rPr>
-            </w:pPr>
-            <w:r>
-              <w:rPr>
-                <w:rFonts w:ascii="Times New Roman" w:hAnsi="Times New Roman" w:cs="Times New Roman"/>
-                <w:b/>
-                <w:bCs/>
-              </w:rPr>
-              <w:t>Keterangan</w:t>
-            </w:r>
+            <w:proofErr w:type="spellEnd"/>
           </w:p>
         </w:tc>
       </w:tr>
       <w:tr>
+        <w:trPr>
+          <w:jc w:val="center"/>
+        </w:trPr>
         <w:tc>
           <w:tcPr>
             <w:tcW w:w="2000" w:type="dxa"/>
@@ -1415,12 +2279,28 @@
                 <w:rFonts w:ascii="Times New Roman" w:hAnsi="Times New Roman" w:cs="Times New Roman"/>
               </w:rPr>
             </w:pPr>
-            <w:r>
-              <w:rPr>
-                <w:rFonts w:ascii="Times New Roman" w:hAnsi="Times New Roman" w:cs="Times New Roman"/>
-              </w:rPr>
-              <w:t>Suhu &amp; Kelembaban</w:t>
-            </w:r>
+            <w:proofErr w:type="spellStart"/>
+            <w:r>
+              <w:rPr>
+                <w:rFonts w:ascii="Times New Roman" w:hAnsi="Times New Roman" w:cs="Times New Roman"/>
+              </w:rPr>
+              <w:t>Suhu</w:t>
+            </w:r>
+            <w:proofErr w:type="spellEnd"/>
+            <w:r>
+              <w:rPr>
+                <w:rFonts w:ascii="Times New Roman" w:hAnsi="Times New Roman" w:cs="Times New Roman"/>
+              </w:rPr>
+              <w:t xml:space="preserve"> &amp; </w:t>
+            </w:r>
+            <w:proofErr w:type="spellStart"/>
+            <w:r>
+              <w:rPr>
+                <w:rFonts w:ascii="Times New Roman" w:hAnsi="Times New Roman" w:cs="Times New Roman"/>
+              </w:rPr>
+              <w:t>Kelembaban</w:t>
+            </w:r>
+            <w:proofErr w:type="spellEnd"/>
           </w:p>
         </w:tc>
         <w:tc>
@@ -1442,27 +2322,11 @@
             </w:r>
           </w:p>
         </w:tc>
-        <w:tc>
-          <w:tcPr>
-            <w:tcW w:w="2360" w:type="dxa"/>
-          </w:tcPr>
-          <w:p>
-            <w:pPr>
-              <w:spacing w:line="360" w:lineRule="auto"/>
-              <w:rPr>
-                <w:rFonts w:ascii="Times New Roman" w:hAnsi="Times New Roman" w:cs="Times New Roman"/>
-              </w:rPr>
-            </w:pPr>
-            <w:r>
-              <w:rPr>
-                <w:rFonts w:ascii="Times New Roman" w:hAnsi="Times New Roman" w:cs="Times New Roman"/>
-              </w:rPr>
-              <w:t>[Spesifikasi]</w:t>
-            </w:r>
-          </w:p>
-        </w:tc>
       </w:tr>
       <w:tr>
+        <w:trPr>
+          <w:jc w:val="center"/>
+        </w:trPr>
         <w:tc>
           <w:tcPr>
             <w:tcW w:w="2000" w:type="dxa"/>
@@ -1493,11 +2357,19 @@
                 <w:rFonts w:ascii="Times New Roman" w:hAnsi="Times New Roman" w:cs="Times New Roman"/>
               </w:rPr>
             </w:pPr>
-            <w:r>
-              <w:rPr>
-                <w:rFonts w:ascii="Times New Roman" w:hAnsi="Times New Roman" w:cs="Times New Roman"/>
-              </w:rPr>
-              <w:t>Deteksi Gerakan</w:t>
+            <w:proofErr w:type="spellStart"/>
+            <w:r>
+              <w:rPr>
+                <w:rFonts w:ascii="Times New Roman" w:hAnsi="Times New Roman" w:cs="Times New Roman"/>
+              </w:rPr>
+              <w:t>Deteksi</w:t>
+            </w:r>
+            <w:proofErr w:type="spellEnd"/>
+            <w:r>
+              <w:rPr>
+                <w:rFonts w:ascii="Times New Roman" w:hAnsi="Times New Roman" w:cs="Times New Roman"/>
+              </w:rPr>
+              <w:t xml:space="preserve"> Gerakan</w:t>
             </w:r>
           </w:p>
         </w:tc>
@@ -1520,27 +2392,11 @@
             </w:r>
           </w:p>
         </w:tc>
-        <w:tc>
-          <w:tcPr>
-            <w:tcW w:w="2360" w:type="dxa"/>
-          </w:tcPr>
-          <w:p>
-            <w:pPr>
-              <w:spacing w:line="360" w:lineRule="auto"/>
-              <w:rPr>
-                <w:rFonts w:ascii="Times New Roman" w:hAnsi="Times New Roman" w:cs="Times New Roman"/>
-              </w:rPr>
-            </w:pPr>
-            <w:r>
-              <w:rPr>
-                <w:rFonts w:ascii="Times New Roman" w:hAnsi="Times New Roman" w:cs="Times New Roman"/>
-              </w:rPr>
-              <w:t>[Spesifikasi]</w:t>
-            </w:r>
-          </w:p>
-        </w:tc>
       </w:tr>
       <w:tr>
+        <w:trPr>
+          <w:jc w:val="center"/>
+        </w:trPr>
         <w:tc>
           <w:tcPr>
             <w:tcW w:w="2000" w:type="dxa"/>
@@ -1571,11 +2427,19 @@
                 <w:rFonts w:ascii="Times New Roman" w:hAnsi="Times New Roman" w:cs="Times New Roman"/>
               </w:rPr>
             </w:pPr>
-            <w:r>
-              <w:rPr>
-                <w:rFonts w:ascii="Times New Roman" w:hAnsi="Times New Roman" w:cs="Times New Roman"/>
-              </w:rPr>
-              <w:t>Deteksi Asap / Gas</w:t>
+            <w:proofErr w:type="spellStart"/>
+            <w:r>
+              <w:rPr>
+                <w:rFonts w:ascii="Times New Roman" w:hAnsi="Times New Roman" w:cs="Times New Roman"/>
+              </w:rPr>
+              <w:t>Deteksi</w:t>
+            </w:r>
+            <w:proofErr w:type="spellEnd"/>
+            <w:r>
+              <w:rPr>
+                <w:rFonts w:ascii="Times New Roman" w:hAnsi="Times New Roman" w:cs="Times New Roman"/>
+              </w:rPr>
+              <w:t xml:space="preserve"> Asap / Gas</w:t>
             </w:r>
           </w:p>
         </w:tc>
@@ -1598,104 +2462,6 @@
             </w:r>
           </w:p>
         </w:tc>
-        <w:tc>
-          <w:tcPr>
-            <w:tcW w:w="2360" w:type="dxa"/>
-          </w:tcPr>
-          <w:p>
-            <w:pPr>
-              <w:spacing w:line="360" w:lineRule="auto"/>
-              <w:rPr>
-                <w:rFonts w:ascii="Times New Roman" w:hAnsi="Times New Roman" w:cs="Times New Roman"/>
-              </w:rPr>
-            </w:pPr>
-            <w:r>
-              <w:rPr>
-                <w:rFonts w:ascii="Times New Roman" w:hAnsi="Times New Roman" w:cs="Times New Roman"/>
-              </w:rPr>
-              <w:t>[Spesifikasi]</w:t>
-            </w:r>
-          </w:p>
-        </w:tc>
-      </w:tr>
-      <w:tr>
-        <w:tc>
-          <w:tcPr>
-            <w:tcW w:w="2000" w:type="dxa"/>
-          </w:tcPr>
-          <w:p>
-            <w:pPr>
-              <w:spacing w:line="360" w:lineRule="auto"/>
-              <w:rPr>
-                <w:rFonts w:ascii="Times New Roman" w:hAnsi="Times New Roman" w:cs="Times New Roman"/>
-              </w:rPr>
-            </w:pPr>
-            <w:r>
-              <w:rPr>
-                <w:rFonts w:ascii="Times New Roman" w:hAnsi="Times New Roman" w:cs="Times New Roman"/>
-              </w:rPr>
-              <w:lastRenderedPageBreak/>
-              <w:t>[Sensor Tambahan]</w:t>
-            </w:r>
-          </w:p>
-        </w:tc>
-        <w:tc>
-          <w:tcPr>
-            <w:tcW w:w="3000" w:type="dxa"/>
-          </w:tcPr>
-          <w:p>
-            <w:pPr>
-              <w:spacing w:line="360" w:lineRule="auto"/>
-              <w:rPr>
-                <w:rFonts w:ascii="Times New Roman" w:hAnsi="Times New Roman" w:cs="Times New Roman"/>
-              </w:rPr>
-            </w:pPr>
-            <w:r>
-              <w:rPr>
-                <w:rFonts w:ascii="Times New Roman" w:hAnsi="Times New Roman" w:cs="Times New Roman"/>
-              </w:rPr>
-              <w:t>[Fungsi]</w:t>
-            </w:r>
-          </w:p>
-        </w:tc>
-        <w:tc>
-          <w:tcPr>
-            <w:tcW w:w="2000" w:type="dxa"/>
-          </w:tcPr>
-          <w:p>
-            <w:pPr>
-              <w:spacing w:line="360" w:lineRule="auto"/>
-              <w:rPr>
-                <w:rFonts w:ascii="Times New Roman" w:hAnsi="Times New Roman" w:cs="Times New Roman"/>
-              </w:rPr>
-            </w:pPr>
-            <w:r>
-              <w:rPr>
-                <w:rFonts w:ascii="Times New Roman" w:hAnsi="Times New Roman" w:cs="Times New Roman"/>
-              </w:rPr>
-              <w:t>[Protokol]</w:t>
-            </w:r>
-          </w:p>
-        </w:tc>
-        <w:tc>
-          <w:tcPr>
-            <w:tcW w:w="2360" w:type="dxa"/>
-          </w:tcPr>
-          <w:p>
-            <w:pPr>
-              <w:spacing w:line="360" w:lineRule="auto"/>
-              <w:rPr>
-                <w:rFonts w:ascii="Times New Roman" w:hAnsi="Times New Roman" w:cs="Times New Roman"/>
-              </w:rPr>
-            </w:pPr>
-            <w:r>
-              <w:rPr>
-                <w:rFonts w:ascii="Times New Roman" w:hAnsi="Times New Roman" w:cs="Times New Roman"/>
-              </w:rPr>
-              <w:t>[Spesifikasi]</w:t>
-            </w:r>
-          </w:p>
-        </w:tc>
       </w:tr>
     </w:tbl>
     <w:p>
@@ -1716,8 +2482,40 @@
           <w:sz w:val="24"/>
           <w:szCs w:val="24"/>
         </w:rPr>
-        <w:t>2.3 Protokol Komunikasi</w:t>
-      </w:r>
+        <w:lastRenderedPageBreak/>
+        <w:t xml:space="preserve">2.3 </w:t>
+      </w:r>
+      <w:proofErr w:type="spellStart"/>
+      <w:r>
+        <w:rPr>
+          <w:rFonts w:ascii="Times New Roman" w:hAnsi="Times New Roman" w:cs="Times New Roman"/>
+          <w:color w:val="auto"/>
+          <w:sz w:val="24"/>
+          <w:szCs w:val="24"/>
+        </w:rPr>
+        <w:t>Protokol</w:t>
+      </w:r>
+      <w:proofErr w:type="spellEnd"/>
+      <w:r>
+        <w:rPr>
+          <w:rFonts w:ascii="Times New Roman" w:hAnsi="Times New Roman" w:cs="Times New Roman"/>
+          <w:color w:val="auto"/>
+          <w:sz w:val="24"/>
+          <w:szCs w:val="24"/>
+        </w:rPr>
+        <w:t xml:space="preserve"> </w:t>
+      </w:r>
+      <w:proofErr w:type="spellStart"/>
+      <w:r>
+        <w:rPr>
+          <w:rFonts w:ascii="Times New Roman" w:hAnsi="Times New Roman" w:cs="Times New Roman"/>
+          <w:color w:val="auto"/>
+          <w:sz w:val="24"/>
+          <w:szCs w:val="24"/>
+        </w:rPr>
+        <w:t>Komunikasi</w:t>
+      </w:r>
+      <w:proofErr w:type="spellEnd"/>
     </w:p>
     <w:p>
       <w:pPr>
@@ -1747,7 +2545,371 @@
         <w:rPr>
           <w:rFonts w:ascii="Times New Roman" w:hAnsi="Times New Roman" w:cs="Times New Roman"/>
         </w:rPr>
-        <w:t>MQTT adalah protokol komunikasi ringan berbasis publish-subscribe yang dirancang khusus untuk perangkat dengan sumber daya terbatas dan jaringan dengan bandwidth rendah. Dalam proyek ini, ESP32 berperan sebagai publisher yang mengirimkan data sensor ke MQTT broker, dan dashboard berperan sebagai subscriber yang menerima data tersebut.</w:t>
+        <w:t xml:space="preserve">MQTT </w:t>
+      </w:r>
+      <w:proofErr w:type="spellStart"/>
+      <w:r>
+        <w:rPr>
+          <w:rFonts w:ascii="Times New Roman" w:hAnsi="Times New Roman" w:cs="Times New Roman"/>
+        </w:rPr>
+        <w:t>adalah</w:t>
+      </w:r>
+      <w:proofErr w:type="spellEnd"/>
+      <w:r>
+        <w:rPr>
+          <w:rFonts w:ascii="Times New Roman" w:hAnsi="Times New Roman" w:cs="Times New Roman"/>
+        </w:rPr>
+        <w:t xml:space="preserve"> </w:t>
+      </w:r>
+      <w:proofErr w:type="spellStart"/>
+      <w:r>
+        <w:rPr>
+          <w:rFonts w:ascii="Times New Roman" w:hAnsi="Times New Roman" w:cs="Times New Roman"/>
+        </w:rPr>
+        <w:t>protokol</w:t>
+      </w:r>
+      <w:proofErr w:type="spellEnd"/>
+      <w:r>
+        <w:rPr>
+          <w:rFonts w:ascii="Times New Roman" w:hAnsi="Times New Roman" w:cs="Times New Roman"/>
+        </w:rPr>
+        <w:t xml:space="preserve"> </w:t>
+      </w:r>
+      <w:proofErr w:type="spellStart"/>
+      <w:r>
+        <w:rPr>
+          <w:rFonts w:ascii="Times New Roman" w:hAnsi="Times New Roman" w:cs="Times New Roman"/>
+        </w:rPr>
+        <w:t>komunikasi</w:t>
+      </w:r>
+      <w:proofErr w:type="spellEnd"/>
+      <w:r>
+        <w:rPr>
+          <w:rFonts w:ascii="Times New Roman" w:hAnsi="Times New Roman" w:cs="Times New Roman"/>
+        </w:rPr>
+        <w:t xml:space="preserve"> </w:t>
+      </w:r>
+      <w:proofErr w:type="spellStart"/>
+      <w:r>
+        <w:rPr>
+          <w:rFonts w:ascii="Times New Roman" w:hAnsi="Times New Roman" w:cs="Times New Roman"/>
+        </w:rPr>
+        <w:t>ringan</w:t>
+      </w:r>
+      <w:proofErr w:type="spellEnd"/>
+      <w:r>
+        <w:rPr>
+          <w:rFonts w:ascii="Times New Roman" w:hAnsi="Times New Roman" w:cs="Times New Roman"/>
+        </w:rPr>
+        <w:t xml:space="preserve"> </w:t>
+      </w:r>
+      <w:proofErr w:type="spellStart"/>
+      <w:r>
+        <w:rPr>
+          <w:rFonts w:ascii="Times New Roman" w:hAnsi="Times New Roman" w:cs="Times New Roman"/>
+        </w:rPr>
+        <w:t>berbasis</w:t>
+      </w:r>
+      <w:proofErr w:type="spellEnd"/>
+      <w:r>
+        <w:rPr>
+          <w:rFonts w:ascii="Times New Roman" w:hAnsi="Times New Roman" w:cs="Times New Roman"/>
+        </w:rPr>
+        <w:t xml:space="preserve"> publish-subscribe yang </w:t>
+      </w:r>
+      <w:proofErr w:type="spellStart"/>
+      <w:r>
+        <w:rPr>
+          <w:rFonts w:ascii="Times New Roman" w:hAnsi="Times New Roman" w:cs="Times New Roman"/>
+        </w:rPr>
+        <w:t>dirancang</w:t>
+      </w:r>
+      <w:proofErr w:type="spellEnd"/>
+      <w:r>
+        <w:rPr>
+          <w:rFonts w:ascii="Times New Roman" w:hAnsi="Times New Roman" w:cs="Times New Roman"/>
+        </w:rPr>
+        <w:t xml:space="preserve"> </w:t>
+      </w:r>
+      <w:proofErr w:type="spellStart"/>
+      <w:r>
+        <w:rPr>
+          <w:rFonts w:ascii="Times New Roman" w:hAnsi="Times New Roman" w:cs="Times New Roman"/>
+        </w:rPr>
+        <w:t>khusus</w:t>
+      </w:r>
+      <w:proofErr w:type="spellEnd"/>
+      <w:r>
+        <w:rPr>
+          <w:rFonts w:ascii="Times New Roman" w:hAnsi="Times New Roman" w:cs="Times New Roman"/>
+        </w:rPr>
+        <w:t xml:space="preserve"> </w:t>
+      </w:r>
+      <w:proofErr w:type="spellStart"/>
+      <w:r>
+        <w:rPr>
+          <w:rFonts w:ascii="Times New Roman" w:hAnsi="Times New Roman" w:cs="Times New Roman"/>
+        </w:rPr>
+        <w:t>untuk</w:t>
+      </w:r>
+      <w:proofErr w:type="spellEnd"/>
+      <w:r>
+        <w:rPr>
+          <w:rFonts w:ascii="Times New Roman" w:hAnsi="Times New Roman" w:cs="Times New Roman"/>
+        </w:rPr>
+        <w:t xml:space="preserve"> </w:t>
+      </w:r>
+      <w:proofErr w:type="spellStart"/>
+      <w:r>
+        <w:rPr>
+          <w:rFonts w:ascii="Times New Roman" w:hAnsi="Times New Roman" w:cs="Times New Roman"/>
+        </w:rPr>
+        <w:t>perangkat</w:t>
+      </w:r>
+      <w:proofErr w:type="spellEnd"/>
+      <w:r>
+        <w:rPr>
+          <w:rFonts w:ascii="Times New Roman" w:hAnsi="Times New Roman" w:cs="Times New Roman"/>
+        </w:rPr>
+        <w:t xml:space="preserve"> </w:t>
+      </w:r>
+      <w:proofErr w:type="spellStart"/>
+      <w:r>
+        <w:rPr>
+          <w:rFonts w:ascii="Times New Roman" w:hAnsi="Times New Roman" w:cs="Times New Roman"/>
+        </w:rPr>
+        <w:t>dengan</w:t>
+      </w:r>
+      <w:proofErr w:type="spellEnd"/>
+      <w:r>
+        <w:rPr>
+          <w:rFonts w:ascii="Times New Roman" w:hAnsi="Times New Roman" w:cs="Times New Roman"/>
+        </w:rPr>
+        <w:t xml:space="preserve"> </w:t>
+      </w:r>
+      <w:proofErr w:type="spellStart"/>
+      <w:r>
+        <w:rPr>
+          <w:rFonts w:ascii="Times New Roman" w:hAnsi="Times New Roman" w:cs="Times New Roman"/>
+        </w:rPr>
+        <w:t>sumber</w:t>
+      </w:r>
+      <w:proofErr w:type="spellEnd"/>
+      <w:r>
+        <w:rPr>
+          <w:rFonts w:ascii="Times New Roman" w:hAnsi="Times New Roman" w:cs="Times New Roman"/>
+        </w:rPr>
+        <w:t xml:space="preserve"> </w:t>
+      </w:r>
+      <w:proofErr w:type="spellStart"/>
+      <w:r>
+        <w:rPr>
+          <w:rFonts w:ascii="Times New Roman" w:hAnsi="Times New Roman" w:cs="Times New Roman"/>
+        </w:rPr>
+        <w:t>daya</w:t>
+      </w:r>
+      <w:proofErr w:type="spellEnd"/>
+      <w:r>
+        <w:rPr>
+          <w:rFonts w:ascii="Times New Roman" w:hAnsi="Times New Roman" w:cs="Times New Roman"/>
+        </w:rPr>
+        <w:t xml:space="preserve"> </w:t>
+      </w:r>
+      <w:proofErr w:type="spellStart"/>
+      <w:r>
+        <w:rPr>
+          <w:rFonts w:ascii="Times New Roman" w:hAnsi="Times New Roman" w:cs="Times New Roman"/>
+        </w:rPr>
+        <w:t>terbatas</w:t>
+      </w:r>
+      <w:proofErr w:type="spellEnd"/>
+      <w:r>
+        <w:rPr>
+          <w:rFonts w:ascii="Times New Roman" w:hAnsi="Times New Roman" w:cs="Times New Roman"/>
+        </w:rPr>
+        <w:t xml:space="preserve"> dan </w:t>
+      </w:r>
+      <w:proofErr w:type="spellStart"/>
+      <w:r>
+        <w:rPr>
+          <w:rFonts w:ascii="Times New Roman" w:hAnsi="Times New Roman" w:cs="Times New Roman"/>
+        </w:rPr>
+        <w:t>jaringan</w:t>
+      </w:r>
+      <w:proofErr w:type="spellEnd"/>
+      <w:r>
+        <w:rPr>
+          <w:rFonts w:ascii="Times New Roman" w:hAnsi="Times New Roman" w:cs="Times New Roman"/>
+        </w:rPr>
+        <w:t xml:space="preserve"> </w:t>
+      </w:r>
+      <w:proofErr w:type="spellStart"/>
+      <w:r>
+        <w:rPr>
+          <w:rFonts w:ascii="Times New Roman" w:hAnsi="Times New Roman" w:cs="Times New Roman"/>
+        </w:rPr>
+        <w:t>dengan</w:t>
+      </w:r>
+      <w:proofErr w:type="spellEnd"/>
+      <w:r>
+        <w:rPr>
+          <w:rFonts w:ascii="Times New Roman" w:hAnsi="Times New Roman" w:cs="Times New Roman"/>
+        </w:rPr>
+        <w:t xml:space="preserve"> bandwidth </w:t>
+      </w:r>
+      <w:proofErr w:type="spellStart"/>
+      <w:r>
+        <w:rPr>
+          <w:rFonts w:ascii="Times New Roman" w:hAnsi="Times New Roman" w:cs="Times New Roman"/>
+        </w:rPr>
+        <w:t>rendah</w:t>
+      </w:r>
+      <w:proofErr w:type="spellEnd"/>
+      <w:r>
+        <w:rPr>
+          <w:rFonts w:ascii="Times New Roman" w:hAnsi="Times New Roman" w:cs="Times New Roman"/>
+        </w:rPr>
+        <w:t xml:space="preserve">. Dalam </w:t>
+      </w:r>
+      <w:proofErr w:type="spellStart"/>
+      <w:r>
+        <w:rPr>
+          <w:rFonts w:ascii="Times New Roman" w:hAnsi="Times New Roman" w:cs="Times New Roman"/>
+        </w:rPr>
+        <w:t>proyek</w:t>
+      </w:r>
+      <w:proofErr w:type="spellEnd"/>
+      <w:r>
+        <w:rPr>
+          <w:rFonts w:ascii="Times New Roman" w:hAnsi="Times New Roman" w:cs="Times New Roman"/>
+        </w:rPr>
+        <w:t xml:space="preserve"> </w:t>
+      </w:r>
+      <w:proofErr w:type="spellStart"/>
+      <w:r>
+        <w:rPr>
+          <w:rFonts w:ascii="Times New Roman" w:hAnsi="Times New Roman" w:cs="Times New Roman"/>
+        </w:rPr>
+        <w:t>ini</w:t>
+      </w:r>
+      <w:proofErr w:type="spellEnd"/>
+      <w:r>
+        <w:rPr>
+          <w:rFonts w:ascii="Times New Roman" w:hAnsi="Times New Roman" w:cs="Times New Roman"/>
+        </w:rPr>
+        <w:t xml:space="preserve">, ESP32 </w:t>
+      </w:r>
+      <w:proofErr w:type="spellStart"/>
+      <w:r>
+        <w:rPr>
+          <w:rFonts w:ascii="Times New Roman" w:hAnsi="Times New Roman" w:cs="Times New Roman"/>
+        </w:rPr>
+        <w:t>berperan</w:t>
+      </w:r>
+      <w:proofErr w:type="spellEnd"/>
+      <w:r>
+        <w:rPr>
+          <w:rFonts w:ascii="Times New Roman" w:hAnsi="Times New Roman" w:cs="Times New Roman"/>
+        </w:rPr>
+        <w:t xml:space="preserve"> </w:t>
+      </w:r>
+      <w:proofErr w:type="spellStart"/>
+      <w:r>
+        <w:rPr>
+          <w:rFonts w:ascii="Times New Roman" w:hAnsi="Times New Roman" w:cs="Times New Roman"/>
+        </w:rPr>
+        <w:t>sebagai</w:t>
+      </w:r>
+      <w:proofErr w:type="spellEnd"/>
+      <w:r>
+        <w:rPr>
+          <w:rFonts w:ascii="Times New Roman" w:hAnsi="Times New Roman" w:cs="Times New Roman"/>
+        </w:rPr>
+        <w:t xml:space="preserve"> publisher yang </w:t>
+      </w:r>
+      <w:proofErr w:type="spellStart"/>
+      <w:r>
+        <w:rPr>
+          <w:rFonts w:ascii="Times New Roman" w:hAnsi="Times New Roman" w:cs="Times New Roman"/>
+        </w:rPr>
+        <w:t>mengirimkan</w:t>
+      </w:r>
+      <w:proofErr w:type="spellEnd"/>
+      <w:r>
+        <w:rPr>
+          <w:rFonts w:ascii="Times New Roman" w:hAnsi="Times New Roman" w:cs="Times New Roman"/>
+        </w:rPr>
+        <w:t xml:space="preserve"> data sensor </w:t>
+      </w:r>
+      <w:proofErr w:type="spellStart"/>
+      <w:r>
+        <w:rPr>
+          <w:rFonts w:ascii="Times New Roman" w:hAnsi="Times New Roman" w:cs="Times New Roman"/>
+        </w:rPr>
+        <w:t>ke</w:t>
+      </w:r>
+      <w:proofErr w:type="spellEnd"/>
+      <w:r>
+        <w:rPr>
+          <w:rFonts w:ascii="Times New Roman" w:hAnsi="Times New Roman" w:cs="Times New Roman"/>
+        </w:rPr>
+        <w:t xml:space="preserve"> MQTT broker, dan dashboard </w:t>
+      </w:r>
+      <w:proofErr w:type="spellStart"/>
+      <w:r>
+        <w:rPr>
+          <w:rFonts w:ascii="Times New Roman" w:hAnsi="Times New Roman" w:cs="Times New Roman"/>
+        </w:rPr>
+        <w:t>berperan</w:t>
+      </w:r>
+      <w:proofErr w:type="spellEnd"/>
+      <w:r>
+        <w:rPr>
+          <w:rFonts w:ascii="Times New Roman" w:hAnsi="Times New Roman" w:cs="Times New Roman"/>
+        </w:rPr>
+        <w:t xml:space="preserve"> </w:t>
+      </w:r>
+      <w:proofErr w:type="spellStart"/>
+      <w:r>
+        <w:rPr>
+          <w:rFonts w:ascii="Times New Roman" w:hAnsi="Times New Roman" w:cs="Times New Roman"/>
+        </w:rPr>
+        <w:t>sebagai</w:t>
+      </w:r>
+      <w:proofErr w:type="spellEnd"/>
+      <w:r>
+        <w:rPr>
+          <w:rFonts w:ascii="Times New Roman" w:hAnsi="Times New Roman" w:cs="Times New Roman"/>
+        </w:rPr>
+        <w:t xml:space="preserve"> subscriber yang </w:t>
+      </w:r>
+      <w:proofErr w:type="spellStart"/>
+      <w:r>
+        <w:rPr>
+          <w:rFonts w:ascii="Times New Roman" w:hAnsi="Times New Roman" w:cs="Times New Roman"/>
+        </w:rPr>
+        <w:t>menerima</w:t>
+      </w:r>
+      <w:proofErr w:type="spellEnd"/>
+      <w:r>
+        <w:rPr>
+          <w:rFonts w:ascii="Times New Roman" w:hAnsi="Times New Roman" w:cs="Times New Roman"/>
+        </w:rPr>
+        <w:t xml:space="preserve"> data </w:t>
+      </w:r>
+      <w:proofErr w:type="spellStart"/>
+      <w:r>
+        <w:rPr>
+          <w:rFonts w:ascii="Times New Roman" w:hAnsi="Times New Roman" w:cs="Times New Roman"/>
+        </w:rPr>
+        <w:t>tersebut</w:t>
+      </w:r>
+      <w:proofErr w:type="spellEnd"/>
+      <w:r>
+        <w:rPr>
+          <w:rFonts w:ascii="Times New Roman" w:hAnsi="Times New Roman" w:cs="Times New Roman"/>
+        </w:rPr>
+        <w:t>.</w:t>
       </w:r>
     </w:p>
     <w:p>
@@ -1822,7 +2984,21 @@
         <w:rPr>
           <w:rFonts w:ascii="Times New Roman" w:hAnsi="Times New Roman" w:cs="Times New Roman"/>
         </w:rPr>
-        <w:t>MQTT Broker: HiveMQ (cloud) atau Mosquitto (self-hosted) — [pilih sesuai kebutuhan kelompok]</w:t>
+        <w:t xml:space="preserve">MQTT Broker: </w:t>
+      </w:r>
+      <w:proofErr w:type="spellStart"/>
+      <w:r>
+        <w:rPr>
+          <w:rFonts w:ascii="Times New Roman" w:hAnsi="Times New Roman" w:cs="Times New Roman"/>
+        </w:rPr>
+        <w:t>HiveMQ</w:t>
+      </w:r>
+      <w:proofErr w:type="spellEnd"/>
+      <w:r>
+        <w:rPr>
+          <w:rFonts w:ascii="Times New Roman" w:hAnsi="Times New Roman" w:cs="Times New Roman"/>
+        </w:rPr>
+        <w:t xml:space="preserve"> (cloud) </w:t>
       </w:r>
     </w:p>
     <w:p>
@@ -1841,7 +3017,7 @@
         <w:rPr>
           <w:rFonts w:ascii="Times New Roman" w:hAnsi="Times New Roman" w:cs="Times New Roman"/>
         </w:rPr>
-        <w:t>Database: [InfluxDB / MySQL / Firebase — sesuaikan]</w:t>
+        <w:t>Database: [MySQL]</w:t>
       </w:r>
     </w:p>
     <w:p>
@@ -1860,8 +3036,16 @@
         <w:rPr>
           <w:rFonts w:ascii="Times New Roman" w:hAnsi="Times New Roman" w:cs="Times New Roman"/>
         </w:rPr>
-        <w:t>Dashboard: ThingsBoard / Grafana OSS — [pilih sesuai kebutuhan kelompok]</w:t>
-      </w:r>
+        <w:t xml:space="preserve">Dashboard: </w:t>
+      </w:r>
+      <w:proofErr w:type="spellStart"/>
+      <w:r>
+        <w:rPr>
+          <w:rFonts w:ascii="Times New Roman" w:hAnsi="Times New Roman" w:cs="Times New Roman"/>
+        </w:rPr>
+        <w:t>ThingsBoard</w:t>
+      </w:r>
+      <w:proofErr w:type="spellEnd"/>
     </w:p>
     <w:p>
       <w:pPr>
@@ -2259,12 +3443,28 @@
           <w:rFonts w:ascii="Times New Roman" w:hAnsi="Times New Roman" w:cs="Times New Roman"/>
         </w:rPr>
       </w:pPr>
-      <w:r>
-        <w:rPr>
-          <w:rFonts w:ascii="Times New Roman" w:hAnsi="Times New Roman" w:cs="Times New Roman"/>
-        </w:rPr>
-        <w:t>smarthome/sensor/temperature → data suhu</w:t>
-      </w:r>
+      <w:proofErr w:type="spellStart"/>
+      <w:r>
+        <w:rPr>
+          <w:rFonts w:ascii="Times New Roman" w:hAnsi="Times New Roman" w:cs="Times New Roman"/>
+        </w:rPr>
+        <w:t>smarthome</w:t>
+      </w:r>
+      <w:proofErr w:type="spellEnd"/>
+      <w:r>
+        <w:rPr>
+          <w:rFonts w:ascii="Times New Roman" w:hAnsi="Times New Roman" w:cs="Times New Roman"/>
+        </w:rPr>
+        <w:t xml:space="preserve">/sensor/temperature → data </w:t>
+      </w:r>
+      <w:proofErr w:type="spellStart"/>
+      <w:r>
+        <w:rPr>
+          <w:rFonts w:ascii="Times New Roman" w:hAnsi="Times New Roman" w:cs="Times New Roman"/>
+        </w:rPr>
+        <w:t>suhu</w:t>
+      </w:r>
+      <w:proofErr w:type="spellEnd"/>
     </w:p>
     <w:p>
       <w:pPr>
@@ -2278,12 +3478,28 @@
           <w:rFonts w:ascii="Times New Roman" w:hAnsi="Times New Roman" w:cs="Times New Roman"/>
         </w:rPr>
       </w:pPr>
-      <w:r>
-        <w:rPr>
-          <w:rFonts w:ascii="Times New Roman" w:hAnsi="Times New Roman" w:cs="Times New Roman"/>
-        </w:rPr>
-        <w:t>smarthome/sensor/humidity → data kelembaban</w:t>
-      </w:r>
+      <w:proofErr w:type="spellStart"/>
+      <w:r>
+        <w:rPr>
+          <w:rFonts w:ascii="Times New Roman" w:hAnsi="Times New Roman" w:cs="Times New Roman"/>
+        </w:rPr>
+        <w:t>smarthome</w:t>
+      </w:r>
+      <w:proofErr w:type="spellEnd"/>
+      <w:r>
+        <w:rPr>
+          <w:rFonts w:ascii="Times New Roman" w:hAnsi="Times New Roman" w:cs="Times New Roman"/>
+        </w:rPr>
+        <w:t xml:space="preserve">/sensor/humidity → data </w:t>
+      </w:r>
+      <w:proofErr w:type="spellStart"/>
+      <w:r>
+        <w:rPr>
+          <w:rFonts w:ascii="Times New Roman" w:hAnsi="Times New Roman" w:cs="Times New Roman"/>
+        </w:rPr>
+        <w:t>kelembaban</w:t>
+      </w:r>
+      <w:proofErr w:type="spellEnd"/>
     </w:p>
     <w:p>
       <w:pPr>
@@ -2297,12 +3513,42 @@
           <w:rFonts w:ascii="Times New Roman" w:hAnsi="Times New Roman" w:cs="Times New Roman"/>
         </w:rPr>
       </w:pPr>
-      <w:r>
-        <w:rPr>
-          <w:rFonts w:ascii="Times New Roman" w:hAnsi="Times New Roman" w:cs="Times New Roman"/>
-        </w:rPr>
-        <w:t>smarthome/sensor/motion → status deteksi gerak</w:t>
-      </w:r>
+      <w:proofErr w:type="spellStart"/>
+      <w:r>
+        <w:rPr>
+          <w:rFonts w:ascii="Times New Roman" w:hAnsi="Times New Roman" w:cs="Times New Roman"/>
+        </w:rPr>
+        <w:t>smarthome</w:t>
+      </w:r>
+      <w:proofErr w:type="spellEnd"/>
+      <w:r>
+        <w:rPr>
+          <w:rFonts w:ascii="Times New Roman" w:hAnsi="Times New Roman" w:cs="Times New Roman"/>
+        </w:rPr>
+        <w:t xml:space="preserve">/sensor/motion → status </w:t>
+      </w:r>
+      <w:proofErr w:type="spellStart"/>
+      <w:r>
+        <w:rPr>
+          <w:rFonts w:ascii="Times New Roman" w:hAnsi="Times New Roman" w:cs="Times New Roman"/>
+        </w:rPr>
+        <w:t>deteksi</w:t>
+      </w:r>
+      <w:proofErr w:type="spellEnd"/>
+      <w:r>
+        <w:rPr>
+          <w:rFonts w:ascii="Times New Roman" w:hAnsi="Times New Roman" w:cs="Times New Roman"/>
+        </w:rPr>
+        <w:t xml:space="preserve"> </w:t>
+      </w:r>
+      <w:proofErr w:type="spellStart"/>
+      <w:r>
+        <w:rPr>
+          <w:rFonts w:ascii="Times New Roman" w:hAnsi="Times New Roman" w:cs="Times New Roman"/>
+        </w:rPr>
+        <w:t>gerak</w:t>
+      </w:r>
+      <w:proofErr w:type="spellEnd"/>
     </w:p>
     <w:p>
       <w:pPr>
@@ -2316,11 +3562,33 @@
           <w:rFonts w:ascii="Times New Roman" w:hAnsi="Times New Roman" w:cs="Times New Roman"/>
         </w:rPr>
       </w:pPr>
-      <w:r>
-        <w:rPr>
-          <w:rFonts w:ascii="Times New Roman" w:hAnsi="Times New Roman" w:cs="Times New Roman"/>
-        </w:rPr>
-        <w:t>smarthome/sensor/smoke → kadar asap</w:t>
+      <w:proofErr w:type="spellStart"/>
+      <w:r>
+        <w:rPr>
+          <w:rFonts w:ascii="Times New Roman" w:hAnsi="Times New Roman" w:cs="Times New Roman"/>
+        </w:rPr>
+        <w:t>smarthome</w:t>
+      </w:r>
+      <w:proofErr w:type="spellEnd"/>
+      <w:r>
+        <w:rPr>
+          <w:rFonts w:ascii="Times New Roman" w:hAnsi="Times New Roman" w:cs="Times New Roman"/>
+        </w:rPr>
+        <w:t xml:space="preserve">/sensor/smoke → </w:t>
+      </w:r>
+      <w:proofErr w:type="spellStart"/>
+      <w:r>
+        <w:rPr>
+          <w:rFonts w:ascii="Times New Roman" w:hAnsi="Times New Roman" w:cs="Times New Roman"/>
+        </w:rPr>
+        <w:t>kadar</w:t>
+      </w:r>
+      <w:proofErr w:type="spellEnd"/>
+      <w:r>
+        <w:rPr>
+          <w:rFonts w:ascii="Times New Roman" w:hAnsi="Times New Roman" w:cs="Times New Roman"/>
+        </w:rPr>
+        <w:t xml:space="preserve"> asap</w:t>
       </w:r>
     </w:p>
     <w:p>
@@ -2360,7 +3628,203 @@
           <w:rFonts w:ascii="Times New Roman" w:hAnsi="Times New Roman" w:cs="Times New Roman"/>
         </w:rPr>
         <w:lastRenderedPageBreak/>
-        <w:t>Data yang masuk ke MQTT broker akan diteruskan ke database dan divisualisasikan melalui dashboard. Dashboard menampilkan grafik real-time, status sensor, dan notifikasi apabila nilai melampaui batas threshold yang ditentukan.</w:t>
+        <w:t xml:space="preserve">Data yang </w:t>
+      </w:r>
+      <w:proofErr w:type="spellStart"/>
+      <w:r>
+        <w:rPr>
+          <w:rFonts w:ascii="Times New Roman" w:hAnsi="Times New Roman" w:cs="Times New Roman"/>
+        </w:rPr>
+        <w:t>masuk</w:t>
+      </w:r>
+      <w:proofErr w:type="spellEnd"/>
+      <w:r>
+        <w:rPr>
+          <w:rFonts w:ascii="Times New Roman" w:hAnsi="Times New Roman" w:cs="Times New Roman"/>
+        </w:rPr>
+        <w:t xml:space="preserve"> </w:t>
+      </w:r>
+      <w:proofErr w:type="spellStart"/>
+      <w:r>
+        <w:rPr>
+          <w:rFonts w:ascii="Times New Roman" w:hAnsi="Times New Roman" w:cs="Times New Roman"/>
+        </w:rPr>
+        <w:t>ke</w:t>
+      </w:r>
+      <w:proofErr w:type="spellEnd"/>
+      <w:r>
+        <w:rPr>
+          <w:rFonts w:ascii="Times New Roman" w:hAnsi="Times New Roman" w:cs="Times New Roman"/>
+        </w:rPr>
+        <w:t xml:space="preserve"> MQTT broker </w:t>
+      </w:r>
+      <w:proofErr w:type="spellStart"/>
+      <w:r>
+        <w:rPr>
+          <w:rFonts w:ascii="Times New Roman" w:hAnsi="Times New Roman" w:cs="Times New Roman"/>
+        </w:rPr>
+        <w:t>akan</w:t>
+      </w:r>
+      <w:proofErr w:type="spellEnd"/>
+      <w:r>
+        <w:rPr>
+          <w:rFonts w:ascii="Times New Roman" w:hAnsi="Times New Roman" w:cs="Times New Roman"/>
+        </w:rPr>
+        <w:t xml:space="preserve"> </w:t>
+      </w:r>
+      <w:proofErr w:type="spellStart"/>
+      <w:r>
+        <w:rPr>
+          <w:rFonts w:ascii="Times New Roman" w:hAnsi="Times New Roman" w:cs="Times New Roman"/>
+        </w:rPr>
+        <w:t>diteruskan</w:t>
+      </w:r>
+      <w:proofErr w:type="spellEnd"/>
+      <w:r>
+        <w:rPr>
+          <w:rFonts w:ascii="Times New Roman" w:hAnsi="Times New Roman" w:cs="Times New Roman"/>
+        </w:rPr>
+        <w:t xml:space="preserve"> </w:t>
+      </w:r>
+      <w:proofErr w:type="spellStart"/>
+      <w:r>
+        <w:rPr>
+          <w:rFonts w:ascii="Times New Roman" w:hAnsi="Times New Roman" w:cs="Times New Roman"/>
+        </w:rPr>
+        <w:t>ke</w:t>
+      </w:r>
+      <w:proofErr w:type="spellEnd"/>
+      <w:r>
+        <w:rPr>
+          <w:rFonts w:ascii="Times New Roman" w:hAnsi="Times New Roman" w:cs="Times New Roman"/>
+        </w:rPr>
+        <w:t xml:space="preserve"> database dan </w:t>
+      </w:r>
+      <w:proofErr w:type="spellStart"/>
+      <w:r>
+        <w:rPr>
+          <w:rFonts w:ascii="Times New Roman" w:hAnsi="Times New Roman" w:cs="Times New Roman"/>
+        </w:rPr>
+        <w:t>divisualisasikan</w:t>
+      </w:r>
+      <w:proofErr w:type="spellEnd"/>
+      <w:r>
+        <w:rPr>
+          <w:rFonts w:ascii="Times New Roman" w:hAnsi="Times New Roman" w:cs="Times New Roman"/>
+        </w:rPr>
+        <w:t xml:space="preserve"> </w:t>
+      </w:r>
+      <w:proofErr w:type="spellStart"/>
+      <w:r>
+        <w:rPr>
+          <w:rFonts w:ascii="Times New Roman" w:hAnsi="Times New Roman" w:cs="Times New Roman"/>
+        </w:rPr>
+        <w:t>melalui</w:t>
+      </w:r>
+      <w:proofErr w:type="spellEnd"/>
+      <w:r>
+        <w:rPr>
+          <w:rFonts w:ascii="Times New Roman" w:hAnsi="Times New Roman" w:cs="Times New Roman"/>
+        </w:rPr>
+        <w:t xml:space="preserve"> dashboard. Dashboard </w:t>
+      </w:r>
+      <w:proofErr w:type="spellStart"/>
+      <w:r>
+        <w:rPr>
+          <w:rFonts w:ascii="Times New Roman" w:hAnsi="Times New Roman" w:cs="Times New Roman"/>
+        </w:rPr>
+        <w:t>menampilkan</w:t>
+      </w:r>
+      <w:proofErr w:type="spellEnd"/>
+      <w:r>
+        <w:rPr>
+          <w:rFonts w:ascii="Times New Roman" w:hAnsi="Times New Roman" w:cs="Times New Roman"/>
+        </w:rPr>
+        <w:t xml:space="preserve"> </w:t>
+      </w:r>
+      <w:proofErr w:type="spellStart"/>
+      <w:r>
+        <w:rPr>
+          <w:rFonts w:ascii="Times New Roman" w:hAnsi="Times New Roman" w:cs="Times New Roman"/>
+        </w:rPr>
+        <w:t>grafik</w:t>
+      </w:r>
+      <w:proofErr w:type="spellEnd"/>
+      <w:r>
+        <w:rPr>
+          <w:rFonts w:ascii="Times New Roman" w:hAnsi="Times New Roman" w:cs="Times New Roman"/>
+        </w:rPr>
+        <w:t xml:space="preserve"> real-time, status sensor, dan </w:t>
+      </w:r>
+      <w:proofErr w:type="spellStart"/>
+      <w:r>
+        <w:rPr>
+          <w:rFonts w:ascii="Times New Roman" w:hAnsi="Times New Roman" w:cs="Times New Roman"/>
+        </w:rPr>
+        <w:t>notifikasi</w:t>
+      </w:r>
+      <w:proofErr w:type="spellEnd"/>
+      <w:r>
+        <w:rPr>
+          <w:rFonts w:ascii="Times New Roman" w:hAnsi="Times New Roman" w:cs="Times New Roman"/>
+        </w:rPr>
+        <w:t xml:space="preserve"> </w:t>
+      </w:r>
+      <w:proofErr w:type="spellStart"/>
+      <w:r>
+        <w:rPr>
+          <w:rFonts w:ascii="Times New Roman" w:hAnsi="Times New Roman" w:cs="Times New Roman"/>
+        </w:rPr>
+        <w:t>apabila</w:t>
+      </w:r>
+      <w:proofErr w:type="spellEnd"/>
+      <w:r>
+        <w:rPr>
+          <w:rFonts w:ascii="Times New Roman" w:hAnsi="Times New Roman" w:cs="Times New Roman"/>
+        </w:rPr>
+        <w:t xml:space="preserve"> </w:t>
+      </w:r>
+      <w:proofErr w:type="spellStart"/>
+      <w:r>
+        <w:rPr>
+          <w:rFonts w:ascii="Times New Roman" w:hAnsi="Times New Roman" w:cs="Times New Roman"/>
+        </w:rPr>
+        <w:t>nilai</w:t>
+      </w:r>
+      <w:proofErr w:type="spellEnd"/>
+      <w:r>
+        <w:rPr>
+          <w:rFonts w:ascii="Times New Roman" w:hAnsi="Times New Roman" w:cs="Times New Roman"/>
+        </w:rPr>
+        <w:t xml:space="preserve"> </w:t>
+      </w:r>
+      <w:proofErr w:type="spellStart"/>
+      <w:r>
+        <w:rPr>
+          <w:rFonts w:ascii="Times New Roman" w:hAnsi="Times New Roman" w:cs="Times New Roman"/>
+        </w:rPr>
+        <w:t>melampaui</w:t>
+      </w:r>
+      <w:proofErr w:type="spellEnd"/>
+      <w:r>
+        <w:rPr>
+          <w:rFonts w:ascii="Times New Roman" w:hAnsi="Times New Roman" w:cs="Times New Roman"/>
+        </w:rPr>
+        <w:t xml:space="preserve"> batas threshold yang </w:t>
+      </w:r>
+      <w:proofErr w:type="spellStart"/>
+      <w:r>
+        <w:rPr>
+          <w:rFonts w:ascii="Times New Roman" w:hAnsi="Times New Roman" w:cs="Times New Roman"/>
+        </w:rPr>
+        <w:t>ditentukan</w:t>
+      </w:r>
+      <w:proofErr w:type="spellEnd"/>
+      <w:r>
+        <w:rPr>
+          <w:rFonts w:ascii="Times New Roman" w:hAnsi="Times New Roman" w:cs="Times New Roman"/>
+        </w:rPr>
+        <w:t>.</w:t>
       </w:r>
     </w:p>
     <w:p>
@@ -2381,7 +3845,27 @@
           <w:sz w:val="24"/>
           <w:szCs w:val="24"/>
         </w:rPr>
-        <w:t>3.3 Pembagian Peran Anggota</w:t>
+        <w:t xml:space="preserve">3.3 </w:t>
+      </w:r>
+      <w:proofErr w:type="spellStart"/>
+      <w:r>
+        <w:rPr>
+          <w:rFonts w:ascii="Times New Roman" w:hAnsi="Times New Roman" w:cs="Times New Roman"/>
+          <w:color w:val="auto"/>
+          <w:sz w:val="24"/>
+          <w:szCs w:val="24"/>
+        </w:rPr>
+        <w:t>Pembagian</w:t>
+      </w:r>
+      <w:proofErr w:type="spellEnd"/>
+      <w:r>
+        <w:rPr>
+          <w:rFonts w:ascii="Times New Roman" w:hAnsi="Times New Roman" w:cs="Times New Roman"/>
+          <w:color w:val="auto"/>
+          <w:sz w:val="24"/>
+          <w:szCs w:val="24"/>
+        </w:rPr>
+        <w:t xml:space="preserve"> Peran Anggota</w:t>
       </w:r>
     </w:p>
     <w:tbl>
@@ -2452,13 +3936,23 @@
                 <w:rFonts w:ascii="Times New Roman" w:hAnsi="Times New Roman" w:cs="Times New Roman"/>
               </w:rPr>
             </w:pPr>
+            <w:proofErr w:type="spellStart"/>
             <w:r>
               <w:rPr>
                 <w:rFonts w:ascii="Times New Roman" w:hAnsi="Times New Roman" w:cs="Times New Roman"/>
                 <w:b/>
                 <w:bCs/>
               </w:rPr>
-              <w:t>Tanggung Jawab</w:t>
+              <w:t>Tanggung</w:t>
+            </w:r>
+            <w:proofErr w:type="spellEnd"/>
+            <w:r>
+              <w:rPr>
+                <w:rFonts w:ascii="Times New Roman" w:hAnsi="Times New Roman" w:cs="Times New Roman"/>
+                <w:b/>
+                <w:bCs/>
+              </w:rPr>
+              <w:t xml:space="preserve"> Jawab</w:t>
             </w:r>
           </w:p>
         </w:tc>
@@ -2513,11 +4007,47 @@
                 <w:rFonts w:ascii="Times New Roman" w:hAnsi="Times New Roman" w:cs="Times New Roman"/>
               </w:rPr>
             </w:pPr>
-            <w:r>
-              <w:rPr>
-                <w:rFonts w:ascii="Times New Roman" w:hAnsi="Times New Roman" w:cs="Times New Roman"/>
-              </w:rPr>
-              <w:t>Rangkaian sensor, koding ESP32, pengujian hardware</w:t>
+            <w:proofErr w:type="spellStart"/>
+            <w:r>
+              <w:rPr>
+                <w:rFonts w:ascii="Times New Roman" w:hAnsi="Times New Roman" w:cs="Times New Roman"/>
+              </w:rPr>
+              <w:t>Rangkaian</w:t>
+            </w:r>
+            <w:proofErr w:type="spellEnd"/>
+            <w:r>
+              <w:rPr>
+                <w:rFonts w:ascii="Times New Roman" w:hAnsi="Times New Roman" w:cs="Times New Roman"/>
+              </w:rPr>
+              <w:t xml:space="preserve"> sensor, </w:t>
+            </w:r>
+            <w:proofErr w:type="spellStart"/>
+            <w:r>
+              <w:rPr>
+                <w:rFonts w:ascii="Times New Roman" w:hAnsi="Times New Roman" w:cs="Times New Roman"/>
+              </w:rPr>
+              <w:t>koding</w:t>
+            </w:r>
+            <w:proofErr w:type="spellEnd"/>
+            <w:r>
+              <w:rPr>
+                <w:rFonts w:ascii="Times New Roman" w:hAnsi="Times New Roman" w:cs="Times New Roman"/>
+              </w:rPr>
+              <w:t xml:space="preserve"> ESP32, </w:t>
+            </w:r>
+            <w:proofErr w:type="spellStart"/>
+            <w:r>
+              <w:rPr>
+                <w:rFonts w:ascii="Times New Roman" w:hAnsi="Times New Roman" w:cs="Times New Roman"/>
+              </w:rPr>
+              <w:t>pengujian</w:t>
+            </w:r>
+            <w:proofErr w:type="spellEnd"/>
+            <w:r>
+              <w:rPr>
+                <w:rFonts w:ascii="Times New Roman" w:hAnsi="Times New Roman" w:cs="Times New Roman"/>
+              </w:rPr>
+              <w:t xml:space="preserve"> hardware</w:t>
             </w:r>
           </w:p>
         </w:tc>
@@ -2618,8 +4148,16 @@
               <w:rPr>
                 <w:rFonts w:ascii="Times New Roman" w:hAnsi="Times New Roman" w:cs="Times New Roman"/>
               </w:rPr>
-              <w:t>Dashboard &amp; Dokumentasi</w:t>
-            </w:r>
+              <w:t xml:space="preserve">Dashboard &amp; </w:t>
+            </w:r>
+            <w:proofErr w:type="spellStart"/>
+            <w:r>
+              <w:rPr>
+                <w:rFonts w:ascii="Times New Roman" w:hAnsi="Times New Roman" w:cs="Times New Roman"/>
+              </w:rPr>
+              <w:t>Dokumentasi</w:t>
+            </w:r>
+            <w:proofErr w:type="spellEnd"/>
           </w:p>
         </w:tc>
         <w:tc>
@@ -2633,11 +4171,47 @@
                 <w:rFonts w:ascii="Times New Roman" w:hAnsi="Times New Roman" w:cs="Times New Roman"/>
               </w:rPr>
             </w:pPr>
-            <w:r>
-              <w:rPr>
-                <w:rFonts w:ascii="Times New Roman" w:hAnsi="Times New Roman" w:cs="Times New Roman"/>
-              </w:rPr>
-              <w:t>Konfigurasi dashboard, penulisan laporan &amp; proposal</w:t>
+            <w:proofErr w:type="spellStart"/>
+            <w:r>
+              <w:rPr>
+                <w:rFonts w:ascii="Times New Roman" w:hAnsi="Times New Roman" w:cs="Times New Roman"/>
+              </w:rPr>
+              <w:t>Konfigurasi</w:t>
+            </w:r>
+            <w:proofErr w:type="spellEnd"/>
+            <w:r>
+              <w:rPr>
+                <w:rFonts w:ascii="Times New Roman" w:hAnsi="Times New Roman" w:cs="Times New Roman"/>
+              </w:rPr>
+              <w:t xml:space="preserve"> dashboard, </w:t>
+            </w:r>
+            <w:proofErr w:type="spellStart"/>
+            <w:r>
+              <w:rPr>
+                <w:rFonts w:ascii="Times New Roman" w:hAnsi="Times New Roman" w:cs="Times New Roman"/>
+              </w:rPr>
+              <w:t>penulisan</w:t>
+            </w:r>
+            <w:proofErr w:type="spellEnd"/>
+            <w:r>
+              <w:rPr>
+                <w:rFonts w:ascii="Times New Roman" w:hAnsi="Times New Roman" w:cs="Times New Roman"/>
+              </w:rPr>
+              <w:t xml:space="preserve"> </w:t>
+            </w:r>
+            <w:proofErr w:type="spellStart"/>
+            <w:r>
+              <w:rPr>
+                <w:rFonts w:ascii="Times New Roman" w:hAnsi="Times New Roman" w:cs="Times New Roman"/>
+              </w:rPr>
+              <w:t>laporan</w:t>
+            </w:r>
+            <w:proofErr w:type="spellEnd"/>
+            <w:r>
+              <w:rPr>
+                <w:rFonts w:ascii="Times New Roman" w:hAnsi="Times New Roman" w:cs="Times New Roman"/>
+              </w:rPr>
+              <w:t xml:space="preserve"> &amp; proposal</w:t>
             </w:r>
           </w:p>
         </w:tc>
@@ -2661,8 +4235,59 @@
           <w:sz w:val="24"/>
           <w:szCs w:val="24"/>
         </w:rPr>
-        <w:t>3.4 Rencana Jadwal Kerja 5 Minggu</w:t>
-      </w:r>
+        <w:t xml:space="preserve">3.4 </w:t>
+      </w:r>
+      <w:proofErr w:type="spellStart"/>
+      <w:r>
+        <w:rPr>
+          <w:rFonts w:ascii="Times New Roman" w:hAnsi="Times New Roman" w:cs="Times New Roman"/>
+          <w:color w:val="auto"/>
+          <w:sz w:val="24"/>
+          <w:szCs w:val="24"/>
+        </w:rPr>
+        <w:t>Rencana</w:t>
+      </w:r>
+      <w:proofErr w:type="spellEnd"/>
+      <w:r>
+        <w:rPr>
+          <w:rFonts w:ascii="Times New Roman" w:hAnsi="Times New Roman" w:cs="Times New Roman"/>
+          <w:color w:val="auto"/>
+          <w:sz w:val="24"/>
+          <w:szCs w:val="24"/>
+        </w:rPr>
+        <w:t xml:space="preserve"> Jadwal </w:t>
+      </w:r>
+      <w:proofErr w:type="spellStart"/>
+      <w:r>
+        <w:rPr>
+          <w:rFonts w:ascii="Times New Roman" w:hAnsi="Times New Roman" w:cs="Times New Roman"/>
+          <w:color w:val="auto"/>
+          <w:sz w:val="24"/>
+          <w:szCs w:val="24"/>
+        </w:rPr>
+        <w:t>Kerja</w:t>
+      </w:r>
+      <w:proofErr w:type="spellEnd"/>
+      <w:r>
+        <w:rPr>
+          <w:rFonts w:ascii="Times New Roman" w:hAnsi="Times New Roman" w:cs="Times New Roman"/>
+          <w:color w:val="auto"/>
+          <w:sz w:val="24"/>
+          <w:szCs w:val="24"/>
+        </w:rPr>
+        <w:t xml:space="preserve"> 5 </w:t>
+      </w:r>
+      <w:proofErr w:type="spellStart"/>
+      <w:r>
+        <w:rPr>
+          <w:rFonts w:ascii="Times New Roman" w:hAnsi="Times New Roman" w:cs="Times New Roman"/>
+          <w:color w:val="auto"/>
+          <w:sz w:val="24"/>
+          <w:szCs w:val="24"/>
+        </w:rPr>
+        <w:t>Minggu</w:t>
+      </w:r>
+      <w:proofErr w:type="spellEnd"/>
     </w:p>
     <w:tbl>
       <w:tblPr>
@@ -2689,6 +4314,7 @@
                 <w:rFonts w:ascii="Times New Roman" w:hAnsi="Times New Roman" w:cs="Times New Roman"/>
               </w:rPr>
             </w:pPr>
+            <w:proofErr w:type="spellStart"/>
             <w:r>
               <w:rPr>
                 <w:rFonts w:ascii="Times New Roman" w:hAnsi="Times New Roman" w:cs="Times New Roman"/>
@@ -2697,6 +4323,7 @@
               </w:rPr>
               <w:t>Minggu</w:t>
             </w:r>
+            <w:proofErr w:type="spellEnd"/>
           </w:p>
         </w:tc>
         <w:tc>
@@ -2711,6 +4338,7 @@
                 <w:rFonts w:ascii="Times New Roman" w:hAnsi="Times New Roman" w:cs="Times New Roman"/>
               </w:rPr>
             </w:pPr>
+            <w:proofErr w:type="spellStart"/>
             <w:r>
               <w:rPr>
                 <w:rFonts w:ascii="Times New Roman" w:hAnsi="Times New Roman" w:cs="Times New Roman"/>
@@ -2719,6 +4347,7 @@
               </w:rPr>
               <w:t>Kegiatan</w:t>
             </w:r>
+            <w:proofErr w:type="spellEnd"/>
           </w:p>
         </w:tc>
         <w:tc>
@@ -2779,11 +4408,19 @@
                 <w:rFonts w:ascii="Times New Roman" w:hAnsi="Times New Roman" w:cs="Times New Roman"/>
               </w:rPr>
             </w:pPr>
-            <w:r>
-              <w:rPr>
-                <w:rFonts w:ascii="Times New Roman" w:hAnsi="Times New Roman" w:cs="Times New Roman"/>
-              </w:rPr>
-              <w:t>Minggu 1</w:t>
+            <w:proofErr w:type="spellStart"/>
+            <w:r>
+              <w:rPr>
+                <w:rFonts w:ascii="Times New Roman" w:hAnsi="Times New Roman" w:cs="Times New Roman"/>
+              </w:rPr>
+              <w:t>Minggu</w:t>
+            </w:r>
+            <w:proofErr w:type="spellEnd"/>
+            <w:r>
+              <w:rPr>
+                <w:rFonts w:ascii="Times New Roman" w:hAnsi="Times New Roman" w:cs="Times New Roman"/>
+              </w:rPr>
+              <w:t xml:space="preserve"> 1</w:t>
             </w:r>
           </w:p>
         </w:tc>
@@ -2798,11 +4435,61 @@
                 <w:rFonts w:ascii="Times New Roman" w:hAnsi="Times New Roman" w:cs="Times New Roman"/>
               </w:rPr>
             </w:pPr>
-            <w:r>
-              <w:rPr>
-                <w:rFonts w:ascii="Times New Roman" w:hAnsi="Times New Roman" w:cs="Times New Roman"/>
-              </w:rPr>
-              <w:t>Perencanaan, desain arsitektur, setup GitHub, penulisan proposal</w:t>
+            <w:proofErr w:type="spellStart"/>
+            <w:r>
+              <w:rPr>
+                <w:rFonts w:ascii="Times New Roman" w:hAnsi="Times New Roman" w:cs="Times New Roman"/>
+              </w:rPr>
+              <w:t>Perencanaan</w:t>
+            </w:r>
+            <w:proofErr w:type="spellEnd"/>
+            <w:r>
+              <w:rPr>
+                <w:rFonts w:ascii="Times New Roman" w:hAnsi="Times New Roman" w:cs="Times New Roman"/>
+              </w:rPr>
+              <w:t xml:space="preserve">, </w:t>
+            </w:r>
+            <w:proofErr w:type="spellStart"/>
+            <w:r>
+              <w:rPr>
+                <w:rFonts w:ascii="Times New Roman" w:hAnsi="Times New Roman" w:cs="Times New Roman"/>
+              </w:rPr>
+              <w:t>desain</w:t>
+            </w:r>
+            <w:proofErr w:type="spellEnd"/>
+            <w:r>
+              <w:rPr>
+                <w:rFonts w:ascii="Times New Roman" w:hAnsi="Times New Roman" w:cs="Times New Roman"/>
+              </w:rPr>
+              <w:t xml:space="preserve"> </w:t>
+            </w:r>
+            <w:proofErr w:type="spellStart"/>
+            <w:r>
+              <w:rPr>
+                <w:rFonts w:ascii="Times New Roman" w:hAnsi="Times New Roman" w:cs="Times New Roman"/>
+              </w:rPr>
+              <w:t>arsitektur</w:t>
+            </w:r>
+            <w:proofErr w:type="spellEnd"/>
+            <w:r>
+              <w:rPr>
+                <w:rFonts w:ascii="Times New Roman" w:hAnsi="Times New Roman" w:cs="Times New Roman"/>
+              </w:rPr>
+              <w:t xml:space="preserve">, setup GitHub, </w:t>
+            </w:r>
+            <w:proofErr w:type="spellStart"/>
+            <w:r>
+              <w:rPr>
+                <w:rFonts w:ascii="Times New Roman" w:hAnsi="Times New Roman" w:cs="Times New Roman"/>
+              </w:rPr>
+              <w:t>penulisan</w:t>
+            </w:r>
+            <w:proofErr w:type="spellEnd"/>
+            <w:r>
+              <w:rPr>
+                <w:rFonts w:ascii="Times New Roman" w:hAnsi="Times New Roman" w:cs="Times New Roman"/>
+              </w:rPr>
+              <w:t xml:space="preserve"> proposal</w:t>
             </w:r>
           </w:p>
         </w:tc>
@@ -2817,11 +4504,19 @@
                 <w:rFonts w:ascii="Times New Roman" w:hAnsi="Times New Roman" w:cs="Times New Roman"/>
               </w:rPr>
             </w:pPr>
-            <w:r>
-              <w:rPr>
-                <w:rFonts w:ascii="Times New Roman" w:hAnsi="Times New Roman" w:cs="Times New Roman"/>
-              </w:rPr>
-              <w:t>Semua Anggota</w:t>
+            <w:proofErr w:type="spellStart"/>
+            <w:r>
+              <w:rPr>
+                <w:rFonts w:ascii="Times New Roman" w:hAnsi="Times New Roman" w:cs="Times New Roman"/>
+              </w:rPr>
+              <w:t>Semua</w:t>
+            </w:r>
+            <w:proofErr w:type="spellEnd"/>
+            <w:r>
+              <w:rPr>
+                <w:rFonts w:ascii="Times New Roman" w:hAnsi="Times New Roman" w:cs="Times New Roman"/>
+              </w:rPr>
+              <w:t xml:space="preserve"> Anggota</w:t>
             </w:r>
           </w:p>
         </w:tc>
@@ -2858,11 +4553,19 @@
                 <w:rFonts w:ascii="Times New Roman" w:hAnsi="Times New Roman" w:cs="Times New Roman"/>
               </w:rPr>
             </w:pPr>
-            <w:r>
-              <w:rPr>
-                <w:rFonts w:ascii="Times New Roman" w:hAnsi="Times New Roman" w:cs="Times New Roman"/>
-              </w:rPr>
-              <w:t>Minggu 2</w:t>
+            <w:proofErr w:type="spellStart"/>
+            <w:r>
+              <w:rPr>
+                <w:rFonts w:ascii="Times New Roman" w:hAnsi="Times New Roman" w:cs="Times New Roman"/>
+              </w:rPr>
+              <w:t>Minggu</w:t>
+            </w:r>
+            <w:proofErr w:type="spellEnd"/>
+            <w:r>
+              <w:rPr>
+                <w:rFonts w:ascii="Times New Roman" w:hAnsi="Times New Roman" w:cs="Times New Roman"/>
+              </w:rPr>
+              <w:t xml:space="preserve"> 2</w:t>
             </w:r>
           </w:p>
         </w:tc>
@@ -2881,7 +4584,35 @@
               <w:rPr>
                 <w:rFonts w:ascii="Times New Roman" w:hAnsi="Times New Roman" w:cs="Times New Roman"/>
               </w:rPr>
-              <w:t>Setup hardware, rangkaian sensor, uji baca data sensor</w:t>
+              <w:t xml:space="preserve">Setup hardware, </w:t>
+            </w:r>
+            <w:proofErr w:type="spellStart"/>
+            <w:r>
+              <w:rPr>
+                <w:rFonts w:ascii="Times New Roman" w:hAnsi="Times New Roman" w:cs="Times New Roman"/>
+              </w:rPr>
+              <w:t>rangkaian</w:t>
+            </w:r>
+            <w:proofErr w:type="spellEnd"/>
+            <w:r>
+              <w:rPr>
+                <w:rFonts w:ascii="Times New Roman" w:hAnsi="Times New Roman" w:cs="Times New Roman"/>
+              </w:rPr>
+              <w:t xml:space="preserve"> sensor, uji </w:t>
+            </w:r>
+            <w:proofErr w:type="spellStart"/>
+            <w:r>
+              <w:rPr>
+                <w:rFonts w:ascii="Times New Roman" w:hAnsi="Times New Roman" w:cs="Times New Roman"/>
+              </w:rPr>
+              <w:t>baca</w:t>
+            </w:r>
+            <w:proofErr w:type="spellEnd"/>
+            <w:r>
+              <w:rPr>
+                <w:rFonts w:ascii="Times New Roman" w:hAnsi="Times New Roman" w:cs="Times New Roman"/>
+              </w:rPr>
+              <w:t xml:space="preserve"> data sensor</w:t>
             </w:r>
           </w:p>
         </w:tc>
@@ -2937,11 +4668,19 @@
                 <w:rFonts w:ascii="Times New Roman" w:hAnsi="Times New Roman" w:cs="Times New Roman"/>
               </w:rPr>
             </w:pPr>
-            <w:r>
-              <w:rPr>
-                <w:rFonts w:ascii="Times New Roman" w:hAnsi="Times New Roman" w:cs="Times New Roman"/>
-              </w:rPr>
-              <w:t>Minggu 3</w:t>
+            <w:proofErr w:type="spellStart"/>
+            <w:r>
+              <w:rPr>
+                <w:rFonts w:ascii="Times New Roman" w:hAnsi="Times New Roman" w:cs="Times New Roman"/>
+              </w:rPr>
+              <w:t>Minggu</w:t>
+            </w:r>
+            <w:proofErr w:type="spellEnd"/>
+            <w:r>
+              <w:rPr>
+                <w:rFonts w:ascii="Times New Roman" w:hAnsi="Times New Roman" w:cs="Times New Roman"/>
+              </w:rPr>
+              <w:t xml:space="preserve"> 3</w:t>
             </w:r>
           </w:p>
         </w:tc>
@@ -2960,7 +4699,49 @@
               <w:rPr>
                 <w:rFonts w:ascii="Times New Roman" w:hAnsi="Times New Roman" w:cs="Times New Roman"/>
               </w:rPr>
-              <w:t>Integrasi MQTT, koneksi ESP32 ke broker, uji pengiriman data</w:t>
+              <w:t xml:space="preserve">Integrasi MQTT, </w:t>
+            </w:r>
+            <w:proofErr w:type="spellStart"/>
+            <w:r>
+              <w:rPr>
+                <w:rFonts w:ascii="Times New Roman" w:hAnsi="Times New Roman" w:cs="Times New Roman"/>
+              </w:rPr>
+              <w:t>koneksi</w:t>
+            </w:r>
+            <w:proofErr w:type="spellEnd"/>
+            <w:r>
+              <w:rPr>
+                <w:rFonts w:ascii="Times New Roman" w:hAnsi="Times New Roman" w:cs="Times New Roman"/>
+              </w:rPr>
+              <w:t xml:space="preserve"> ESP32 </w:t>
+            </w:r>
+            <w:proofErr w:type="spellStart"/>
+            <w:r>
+              <w:rPr>
+                <w:rFonts w:ascii="Times New Roman" w:hAnsi="Times New Roman" w:cs="Times New Roman"/>
+              </w:rPr>
+              <w:t>ke</w:t>
+            </w:r>
+            <w:proofErr w:type="spellEnd"/>
+            <w:r>
+              <w:rPr>
+                <w:rFonts w:ascii="Times New Roman" w:hAnsi="Times New Roman" w:cs="Times New Roman"/>
+              </w:rPr>
+              <w:t xml:space="preserve"> broker, uji </w:t>
+            </w:r>
+            <w:proofErr w:type="spellStart"/>
+            <w:r>
+              <w:rPr>
+                <w:rFonts w:ascii="Times New Roman" w:hAnsi="Times New Roman" w:cs="Times New Roman"/>
+              </w:rPr>
+              <w:t>pengiriman</w:t>
+            </w:r>
+            <w:proofErr w:type="spellEnd"/>
+            <w:r>
+              <w:rPr>
+                <w:rFonts w:ascii="Times New Roman" w:hAnsi="Times New Roman" w:cs="Times New Roman"/>
+              </w:rPr>
+              <w:t xml:space="preserve"> data</w:t>
             </w:r>
           </w:p>
         </w:tc>
@@ -2998,8 +4779,16 @@
               <w:rPr>
                 <w:rFonts w:ascii="Times New Roman" w:hAnsi="Times New Roman" w:cs="Times New Roman"/>
               </w:rPr>
-              <w:t>MQTT aktif</w:t>
-            </w:r>
+              <w:t xml:space="preserve">MQTT </w:t>
+            </w:r>
+            <w:proofErr w:type="spellStart"/>
+            <w:r>
+              <w:rPr>
+                <w:rFonts w:ascii="Times New Roman" w:hAnsi="Times New Roman" w:cs="Times New Roman"/>
+              </w:rPr>
+              <w:t>aktif</w:t>
+            </w:r>
+            <w:proofErr w:type="spellEnd"/>
           </w:p>
         </w:tc>
       </w:tr>
@@ -3016,11 +4805,19 @@
                 <w:rFonts w:ascii="Times New Roman" w:hAnsi="Times New Roman" w:cs="Times New Roman"/>
               </w:rPr>
             </w:pPr>
-            <w:r>
-              <w:rPr>
-                <w:rFonts w:ascii="Times New Roman" w:hAnsi="Times New Roman" w:cs="Times New Roman"/>
-              </w:rPr>
-              <w:t>Minggu 4</w:t>
+            <w:proofErr w:type="spellStart"/>
+            <w:r>
+              <w:rPr>
+                <w:rFonts w:ascii="Times New Roman" w:hAnsi="Times New Roman" w:cs="Times New Roman"/>
+              </w:rPr>
+              <w:t>Minggu</w:t>
+            </w:r>
+            <w:proofErr w:type="spellEnd"/>
+            <w:r>
+              <w:rPr>
+                <w:rFonts w:ascii="Times New Roman" w:hAnsi="Times New Roman" w:cs="Times New Roman"/>
+              </w:rPr>
+              <w:t xml:space="preserve"> 4</w:t>
             </w:r>
           </w:p>
         </w:tc>
@@ -3035,11 +4832,47 @@
                 <w:rFonts w:ascii="Times New Roman" w:hAnsi="Times New Roman" w:cs="Times New Roman"/>
               </w:rPr>
             </w:pPr>
-            <w:r>
-              <w:rPr>
-                <w:rFonts w:ascii="Times New Roman" w:hAnsi="Times New Roman" w:cs="Times New Roman"/>
-              </w:rPr>
-              <w:t>Konfigurasi dashboard, visualisasi data real-time, uji sistem end-to-end</w:t>
+            <w:proofErr w:type="spellStart"/>
+            <w:r>
+              <w:rPr>
+                <w:rFonts w:ascii="Times New Roman" w:hAnsi="Times New Roman" w:cs="Times New Roman"/>
+              </w:rPr>
+              <w:t>Konfigurasi</w:t>
+            </w:r>
+            <w:proofErr w:type="spellEnd"/>
+            <w:r>
+              <w:rPr>
+                <w:rFonts w:ascii="Times New Roman" w:hAnsi="Times New Roman" w:cs="Times New Roman"/>
+              </w:rPr>
+              <w:t xml:space="preserve"> dashboard, </w:t>
+            </w:r>
+            <w:proofErr w:type="spellStart"/>
+            <w:r>
+              <w:rPr>
+                <w:rFonts w:ascii="Times New Roman" w:hAnsi="Times New Roman" w:cs="Times New Roman"/>
+              </w:rPr>
+              <w:t>visualisasi</w:t>
+            </w:r>
+            <w:proofErr w:type="spellEnd"/>
+            <w:r>
+              <w:rPr>
+                <w:rFonts w:ascii="Times New Roman" w:hAnsi="Times New Roman" w:cs="Times New Roman"/>
+              </w:rPr>
+              <w:t xml:space="preserve"> data real-time, uji </w:t>
+            </w:r>
+            <w:proofErr w:type="spellStart"/>
+            <w:r>
+              <w:rPr>
+                <w:rFonts w:ascii="Times New Roman" w:hAnsi="Times New Roman" w:cs="Times New Roman"/>
+              </w:rPr>
+              <w:t>sistem</w:t>
+            </w:r>
+            <w:proofErr w:type="spellEnd"/>
+            <w:r>
+              <w:rPr>
+                <w:rFonts w:ascii="Times New Roman" w:hAnsi="Times New Roman" w:cs="Times New Roman"/>
+              </w:rPr>
+              <w:t xml:space="preserve"> end-to-end</w:t>
             </w:r>
           </w:p>
         </w:tc>
@@ -3095,11 +4928,19 @@
                 <w:rFonts w:ascii="Times New Roman" w:hAnsi="Times New Roman" w:cs="Times New Roman"/>
               </w:rPr>
             </w:pPr>
-            <w:r>
-              <w:rPr>
-                <w:rFonts w:ascii="Times New Roman" w:hAnsi="Times New Roman" w:cs="Times New Roman"/>
-              </w:rPr>
-              <w:t>Minggu 5</w:t>
+            <w:proofErr w:type="spellStart"/>
+            <w:r>
+              <w:rPr>
+                <w:rFonts w:ascii="Times New Roman" w:hAnsi="Times New Roman" w:cs="Times New Roman"/>
+              </w:rPr>
+              <w:t>Minggu</w:t>
+            </w:r>
+            <w:proofErr w:type="spellEnd"/>
+            <w:r>
+              <w:rPr>
+                <w:rFonts w:ascii="Times New Roman" w:hAnsi="Times New Roman" w:cs="Times New Roman"/>
+              </w:rPr>
+              <w:t xml:space="preserve"> 5</w:t>
             </w:r>
           </w:p>
         </w:tc>
@@ -3135,11 +4976,19 @@
                 <w:rFonts w:ascii="Times New Roman" w:hAnsi="Times New Roman" w:cs="Times New Roman"/>
               </w:rPr>
             </w:pPr>
-            <w:r>
-              <w:rPr>
-                <w:rFonts w:ascii="Times New Roman" w:hAnsi="Times New Roman" w:cs="Times New Roman"/>
-              </w:rPr>
-              <w:t>Semua Anggota</w:t>
+            <w:proofErr w:type="spellStart"/>
+            <w:r>
+              <w:rPr>
+                <w:rFonts w:ascii="Times New Roman" w:hAnsi="Times New Roman" w:cs="Times New Roman"/>
+              </w:rPr>
+              <w:t>Semua</w:t>
+            </w:r>
+            <w:proofErr w:type="spellEnd"/>
+            <w:r>
+              <w:rPr>
+                <w:rFonts w:ascii="Times New Roman" w:hAnsi="Times New Roman" w:cs="Times New Roman"/>
+              </w:rPr>
+              <w:t xml:space="preserve"> Anggota</w:t>
             </w:r>
           </w:p>
         </w:tc>
@@ -3154,11 +5003,19 @@
                 <w:rFonts w:ascii="Times New Roman" w:hAnsi="Times New Roman" w:cs="Times New Roman"/>
               </w:rPr>
             </w:pPr>
-            <w:r>
-              <w:rPr>
-                <w:rFonts w:ascii="Times New Roman" w:hAnsi="Times New Roman" w:cs="Times New Roman"/>
-              </w:rPr>
-              <w:t>Laporan Final</w:t>
+            <w:proofErr w:type="spellStart"/>
+            <w:r>
+              <w:rPr>
+                <w:rFonts w:ascii="Times New Roman" w:hAnsi="Times New Roman" w:cs="Times New Roman"/>
+              </w:rPr>
+              <w:t>Laporan</w:t>
+            </w:r>
+            <w:proofErr w:type="spellEnd"/>
+            <w:r>
+              <w:rPr>
+                <w:rFonts w:ascii="Times New Roman" w:hAnsi="Times New Roman" w:cs="Times New Roman"/>
+              </w:rPr>
+              <w:t xml:space="preserve"> Final</w:t>
             </w:r>
           </w:p>
         </w:tc>
